--- a/Stajyer Yerleştirme Simülasyonu.docx
+++ b/Stajyer Yerleştirme Simülasyonu.docx
@@ -1,6 +1,6 @@
 
 <file path=word/document.xml><?xml version="1.0" encoding="utf-8"?>
-<w:document xmlns:wpc="http://schemas.microsoft.com/office/word/2010/wordprocessingCanvas" xmlns:cx="http://schemas.microsoft.com/office/drawing/2014/chartex" xmlns:cx1="http://schemas.microsoft.com/office/drawing/2015/9/8/chartex" xmlns:cx2="http://schemas.microsoft.com/office/drawing/2015/10/21/chartex" xmlns:cx3="http://schemas.microsoft.com/office/drawing/2016/5/9/chartex" xmlns:cx4="http://schemas.microsoft.com/office/drawing/2016/5/10/chartex" xmlns:cx5="http://schemas.microsoft.com/office/drawing/2016/5/11/chartex" xmlns:cx6="http://schemas.microsoft.com/office/drawing/2016/5/12/chartex" xmlns:cx7="http://schemas.microsoft.com/office/drawing/2016/5/13/chartex" xmlns:cx8="http://schemas.microsoft.com/office/drawing/2016/5/14/chartex" xmlns:mc="http://schemas.openxmlformats.org/markup-compatibility/2006" xmlns:aink="http://schemas.microsoft.com/office/drawing/2016/ink" xmlns:am3d="http://schemas.microsoft.com/office/drawing/2017/model3d" xmlns:o="urn:schemas-microsoft-com:office:office" xmlns:oel="http://schemas.microsoft.com/office/2019/extlst" xmlns:r="http://schemas.openxmlformats.org/officeDocument/2006/relationships" xmlns:m="http://schemas.openxmlformats.org/officeDocument/2006/math" xmlns:v="urn:schemas-microsoft-com:vml" xmlns:wp14="http://schemas.microsoft.com/office/word/2010/wordprocessingDrawing" xmlns:wp="http://schemas.openxmlformats.org/drawingml/2006/wordprocessingDrawing" xmlns:w10="urn:schemas-microsoft-com:office:word" xmlns:w="http://schemas.openxmlformats.org/wordprocessingml/2006/main" xmlns:w14="http://schemas.microsoft.com/office/word/2010/wordml" xmlns:w15="http://schemas.microsoft.com/office/word/2012/wordml" xmlns:w16cex="http://schemas.microsoft.com/office/word/2018/wordml/cex" xmlns:w16cid="http://schemas.microsoft.com/office/word/2016/wordml/cid" xmlns:w16="http://schemas.microsoft.com/office/word/2018/wordml" xmlns:w16du="http://schemas.microsoft.com/office/word/2023/wordml/word16du" xmlns:w16sdtdh="http://schemas.microsoft.com/office/word/2020/wordml/sdtdatahash" xmlns:w16sdtfl="http://schemas.microsoft.com/office/word/2024/wordml/sdtformatlock" xmlns:w16se="http://schemas.microsoft.com/office/word/2015/wordml/symex" xmlns:wpg="http://schemas.microsoft.com/office/word/2010/wordprocessingGroup" xmlns:wpi="http://schemas.microsoft.com/office/word/2010/wordprocessingInk" xmlns:wne="http://schemas.microsoft.com/office/word/2006/wordml" xmlns:wps="http://schemas.microsoft.com/office/word/2010/wordprocessingShape" mc:Ignorable="w14 w15 w16se w16cid w16 w16cex w16sdtdh w16sdtfl w16du wp14">
+<w:document xmlns:wpc="http://schemas.microsoft.com/office/word/2010/wordprocessingCanvas" xmlns:cx="http://schemas.microsoft.com/office/drawing/2014/chartex" xmlns:cx1="http://schemas.microsoft.com/office/drawing/2015/9/8/chartex" xmlns:mc="http://schemas.openxmlformats.org/markup-compatibility/2006" xmlns:o="urn:schemas-microsoft-com:office:office" xmlns:r="http://schemas.openxmlformats.org/officeDocument/2006/relationships" xmlns:m="http://schemas.openxmlformats.org/officeDocument/2006/math" xmlns:v="urn:schemas-microsoft-com:vml" xmlns:wp14="http://schemas.microsoft.com/office/word/2010/wordprocessingDrawing" xmlns:wp="http://schemas.openxmlformats.org/drawingml/2006/wordprocessingDrawing" xmlns:w10="urn:schemas-microsoft-com:office:word" xmlns:w="http://schemas.openxmlformats.org/wordprocessingml/2006/main" xmlns:w14="http://schemas.microsoft.com/office/word/2010/wordml" xmlns:w15="http://schemas.microsoft.com/office/word/2012/wordml" xmlns:w16se="http://schemas.microsoft.com/office/word/2015/wordml/symex" xmlns:wpg="http://schemas.microsoft.com/office/word/2010/wordprocessingGroup" xmlns:wpi="http://schemas.microsoft.com/office/word/2010/wordprocessingInk" xmlns:wne="http://schemas.microsoft.com/office/word/2006/wordml" xmlns:wps="http://schemas.microsoft.com/office/word/2010/wordprocessingShape" mc:Ignorable="w14 w15 w16se wp14">
   <w:body>
     <w:p>
       <w:pPr>
@@ -330,6 +330,7 @@
           <w:b/>
           <w:bCs/>
           <w:noProof/>
+          <w:lang w:eastAsia="tr-TR"/>
         </w:rPr>
         <w:lastRenderedPageBreak/>
         <w:drawing>
@@ -431,32 +432,2003 @@
     </w:p>
     <w:p>
       <w:r>
-        <w:t xml:space="preserve">Algoritma, zaman karmaşıklığı açısından oldukça verimlidir </w:t>
+        <w:t xml:space="preserve">Algoritma, zaman karmaşıklığı açısından oldukça verimlidir Ancak, akademik başarısı yüksek öğrencileri ödüllendirirken, bu öğrencilerin popüler firmaları hızla doldurması nedeniyle düşük </w:t>
+      </w:r>
+      <w:proofErr w:type="spellStart"/>
+      <w:r>
+        <w:t>GNO'lu</w:t>
+      </w:r>
+      <w:proofErr w:type="spellEnd"/>
+      <w:r>
+        <w:t xml:space="preserve"> öğrencilerin yerleşememe riskini artırır. Bu durum, projenin ilerleyen safhalarındaki "</w:t>
+      </w:r>
+      <w:proofErr w:type="spellStart"/>
+      <w:r>
+        <w:t>Heuristik</w:t>
+      </w:r>
+      <w:proofErr w:type="spellEnd"/>
+      <w:r>
+        <w:t xml:space="preserve"> Yaklaşım" ihtiyacını doğuran temel unsurdur.</w:t>
+      </w:r>
+    </w:p>
+    <w:p/>
+    <w:p/>
+    <w:p>
+      <w:pPr>
+        <w:rPr>
+          <w:b/>
+        </w:rPr>
+      </w:pPr>
+      <w:r>
+        <w:rPr>
+          <w:b/>
+        </w:rPr>
+        <w:t>V. HEURİSTİK YÖNTEM ANALİZİ</w:t>
+      </w:r>
+    </w:p>
+    <w:p>
+      <w:pPr>
+        <w:rPr>
+          <w:b/>
+        </w:rPr>
+      </w:pPr>
+      <w:r>
+        <w:rPr>
+          <w:b/>
+        </w:rPr>
+        <w:t xml:space="preserve">A. </w:t>
+      </w:r>
+      <w:proofErr w:type="spellStart"/>
+      <w:r>
+        <w:rPr>
+          <w:b/>
+        </w:rPr>
+        <w:t>Heuristik</w:t>
+      </w:r>
+      <w:proofErr w:type="spellEnd"/>
+      <w:r>
+        <w:rPr>
+          <w:b/>
+        </w:rPr>
+        <w:t xml:space="preserve"> Yaklaşımın Amacı</w:t>
+      </w:r>
+    </w:p>
+    <w:p>
+      <w:pPr>
+        <w:pStyle w:val="NormalWeb"/>
+        <w:rPr>
+          <w:rFonts w:asciiTheme="minorHAnsi" w:hAnsiTheme="minorHAnsi"/>
+        </w:rPr>
+      </w:pPr>
+      <w:proofErr w:type="spellStart"/>
+      <w:r>
+        <w:rPr>
+          <w:rFonts w:asciiTheme="minorHAnsi" w:hAnsiTheme="minorHAnsi"/>
+        </w:rPr>
+        <w:t>Greedy</w:t>
+      </w:r>
+      <w:proofErr w:type="spellEnd"/>
+      <w:r>
+        <w:rPr>
+          <w:rFonts w:asciiTheme="minorHAnsi" w:hAnsiTheme="minorHAnsi"/>
+        </w:rPr>
+        <w:t xml:space="preserve"> algoritması hızlı çalışmasına rağmen yerel </w:t>
       </w:r>
       <w:proofErr w:type="gramStart"/>
       <w:r>
-        <w:t>Ancak</w:t>
+        <w:rPr>
+          <w:rFonts w:asciiTheme="minorHAnsi" w:hAnsiTheme="minorHAnsi"/>
+        </w:rPr>
+        <w:t>optimumlara</w:t>
       </w:r>
       <w:proofErr w:type="gramEnd"/>
       <w:r>
-        <w:t xml:space="preserve">, akademik başarısı yüksek öğrencileri ödüllendirirken, bu öğrencilerin popüler firmaları hızla doldurması nedeniyle düşük </w:t>
+        <w:rPr>
+          <w:rFonts w:asciiTheme="minorHAnsi" w:hAnsiTheme="minorHAnsi"/>
+        </w:rPr>
+        <w:t xml:space="preserve"> takılabilmekte ve özellikle düşük tercih sıralarında yerleşen öğrenciler için düşük memnuniyet üretmektedir. Bu çalışmada, </w:t>
       </w:r>
       <w:proofErr w:type="spellStart"/>
       <w:r>
-        <w:t>GNO'lu</w:t>
+        <w:rPr>
+          <w:rFonts w:asciiTheme="minorHAnsi" w:hAnsiTheme="minorHAnsi"/>
+        </w:rPr>
+        <w:t>greedy</w:t>
       </w:r>
       <w:proofErr w:type="spellEnd"/>
       <w:r>
-        <w:t xml:space="preserve"> öğrencilerin yerleşememe riskini artırır. Bu durum, projenin ilerleyen safhalarındaki "</w:t>
+        <w:rPr>
+          <w:rFonts w:asciiTheme="minorHAnsi" w:hAnsiTheme="minorHAnsi"/>
+        </w:rPr>
+        <w:t xml:space="preserve"> çözümden elde edilen ilk yerleşim sonuçları iyileştirilmek amacıyla </w:t>
+      </w:r>
+      <w:r>
+        <w:rPr>
+          <w:rStyle w:val="Gl"/>
+          <w:rFonts w:asciiTheme="minorHAnsi" w:eastAsiaTheme="majorEastAsia" w:hAnsiTheme="minorHAnsi"/>
+        </w:rPr>
+        <w:t>memnuniyet tabanlı bir yerel arama (</w:t>
       </w:r>
       <w:proofErr w:type="spellStart"/>
       <w:r>
+        <w:rPr>
+          <w:rStyle w:val="Gl"/>
+          <w:rFonts w:asciiTheme="minorHAnsi" w:eastAsiaTheme="majorEastAsia" w:hAnsiTheme="minorHAnsi"/>
+        </w:rPr>
+        <w:t>Local</w:t>
+      </w:r>
+      <w:proofErr w:type="spellEnd"/>
+      <w:r>
+        <w:rPr>
+          <w:rStyle w:val="Gl"/>
+          <w:rFonts w:asciiTheme="minorHAnsi" w:eastAsiaTheme="majorEastAsia" w:hAnsiTheme="minorHAnsi"/>
+        </w:rPr>
+        <w:t xml:space="preserve"> </w:t>
+      </w:r>
+      <w:proofErr w:type="spellStart"/>
+      <w:r>
+        <w:rPr>
+          <w:rStyle w:val="Gl"/>
+          <w:rFonts w:asciiTheme="minorHAnsi" w:eastAsiaTheme="majorEastAsia" w:hAnsiTheme="minorHAnsi"/>
+        </w:rPr>
+        <w:t>Search</w:t>
+      </w:r>
+      <w:proofErr w:type="spellEnd"/>
+      <w:r>
+        <w:rPr>
+          <w:rStyle w:val="Gl"/>
+          <w:rFonts w:asciiTheme="minorHAnsi" w:eastAsiaTheme="majorEastAsia" w:hAnsiTheme="minorHAnsi"/>
+        </w:rPr>
+        <w:t xml:space="preserve">) </w:t>
+      </w:r>
+      <w:proofErr w:type="spellStart"/>
+      <w:r>
+        <w:rPr>
+          <w:rStyle w:val="Gl"/>
+          <w:rFonts w:asciiTheme="minorHAnsi" w:eastAsiaTheme="majorEastAsia" w:hAnsiTheme="minorHAnsi"/>
+        </w:rPr>
+        <w:t>heuristiği</w:t>
+      </w:r>
+      <w:proofErr w:type="spellEnd"/>
+      <w:r>
+        <w:rPr>
+          <w:rFonts w:asciiTheme="minorHAnsi" w:hAnsiTheme="minorHAnsi"/>
+        </w:rPr>
+        <w:t xml:space="preserve"> geliştirilmiştir.</w:t>
+      </w:r>
+    </w:p>
+    <w:p>
+      <w:pPr>
+        <w:pStyle w:val="NormalWeb"/>
+        <w:rPr>
+          <w:rFonts w:asciiTheme="minorHAnsi" w:hAnsiTheme="minorHAnsi"/>
+        </w:rPr>
+      </w:pPr>
+      <w:r>
+        <w:rPr>
+          <w:rFonts w:asciiTheme="minorHAnsi" w:hAnsiTheme="minorHAnsi"/>
+        </w:rPr>
+        <w:t xml:space="preserve">Önerilen </w:t>
+      </w:r>
+      <w:proofErr w:type="spellStart"/>
+      <w:r>
+        <w:rPr>
+          <w:rFonts w:asciiTheme="minorHAnsi" w:hAnsiTheme="minorHAnsi"/>
+        </w:rPr>
+        <w:t>heuristik</w:t>
+      </w:r>
+      <w:proofErr w:type="spellEnd"/>
+      <w:r>
+        <w:rPr>
+          <w:rFonts w:asciiTheme="minorHAnsi" w:hAnsiTheme="minorHAnsi"/>
+        </w:rPr>
+        <w:t xml:space="preserve"> yaklaşımın temel amacı, mevcut yerleşimi tamamen bozmadan, </w:t>
+      </w:r>
+      <w:r>
+        <w:rPr>
+          <w:rStyle w:val="Gl"/>
+          <w:rFonts w:asciiTheme="minorHAnsi" w:eastAsiaTheme="majorEastAsia" w:hAnsiTheme="minorHAnsi"/>
+        </w:rPr>
+        <w:t>öğrencilerin tercih sıralarını ve akademik başarılarını dikkate alarak toplam sistem mutluluğunu artırmaktır</w:t>
+      </w:r>
+      <w:r>
+        <w:rPr>
+          <w:rFonts w:asciiTheme="minorHAnsi" w:hAnsiTheme="minorHAnsi"/>
+        </w:rPr>
+        <w:t>.</w:t>
+      </w:r>
+    </w:p>
+    <w:p>
+      <w:pPr>
+        <w:rPr>
+          <w:b/>
+        </w:rPr>
+      </w:pPr>
+    </w:p>
+    <w:p>
+      <w:pPr>
+        <w:rPr>
+          <w:b/>
+        </w:rPr>
+      </w:pPr>
+      <w:r>
+        <w:rPr>
+          <w:b/>
+        </w:rPr>
+        <w:t>B. Mutluluk (Memnuniyet) Fonksiyonu Tasarımı</w:t>
+      </w:r>
+    </w:p>
+    <w:p>
+      <w:pPr>
+        <w:pStyle w:val="NormalWeb"/>
+        <w:rPr>
+          <w:rFonts w:asciiTheme="minorHAnsi" w:hAnsiTheme="minorHAnsi"/>
+        </w:rPr>
+      </w:pPr>
+      <w:proofErr w:type="spellStart"/>
+      <w:r>
+        <w:rPr>
+          <w:rFonts w:asciiTheme="minorHAnsi" w:hAnsiTheme="minorHAnsi"/>
+        </w:rPr>
         <w:t>Heuristik</w:t>
       </w:r>
       <w:proofErr w:type="spellEnd"/>
       <w:r>
-        <w:t xml:space="preserve"> Yaklaşım" ihtiyacını doğuran temel unsurdur.</w:t>
-      </w:r>
+        <w:rPr>
+          <w:rFonts w:asciiTheme="minorHAnsi" w:hAnsiTheme="minorHAnsi"/>
+        </w:rPr>
+        <w:t xml:space="preserve"> algoritmanın değerlendirme </w:t>
+      </w:r>
+      <w:proofErr w:type="gramStart"/>
+      <w:r>
+        <w:rPr>
+          <w:rFonts w:asciiTheme="minorHAnsi" w:hAnsiTheme="minorHAnsi"/>
+        </w:rPr>
+        <w:t>kriteri</w:t>
+      </w:r>
+      <w:proofErr w:type="gramEnd"/>
+      <w:r>
+        <w:rPr>
+          <w:rFonts w:asciiTheme="minorHAnsi" w:hAnsiTheme="minorHAnsi"/>
+        </w:rPr>
+        <w:t xml:space="preserve"> olarak </w:t>
+      </w:r>
+      <w:r>
+        <w:rPr>
+          <w:rStyle w:val="Gl"/>
+          <w:rFonts w:asciiTheme="minorHAnsi" w:eastAsiaTheme="majorEastAsia" w:hAnsiTheme="minorHAnsi"/>
+        </w:rPr>
+        <w:t>çok bileşenli bir mutluluk fonksiyonu</w:t>
+      </w:r>
+      <w:r>
+        <w:rPr>
+          <w:rFonts w:asciiTheme="minorHAnsi" w:hAnsiTheme="minorHAnsi"/>
+        </w:rPr>
+        <w:t xml:space="preserve"> tanımlanmıştır. Bu fonksiyon, öğrencinin hem akademik başarısını (GNO) hem de yerleştiği firmanın tercih sırasını dikkate almaktadır.</w:t>
+      </w:r>
+    </w:p>
+    <w:p>
+      <w:pPr>
+        <w:pStyle w:val="NormalWeb"/>
+        <w:rPr>
+          <w:rFonts w:asciiTheme="minorHAnsi" w:hAnsiTheme="minorHAnsi"/>
+        </w:rPr>
+      </w:pPr>
+      <w:r>
+        <w:rPr>
+          <w:rFonts w:asciiTheme="minorHAnsi" w:hAnsiTheme="minorHAnsi"/>
+        </w:rPr>
+        <w:t>Mutluluk skoru şu şekilde hesaplanmıştır:</w:t>
+      </w:r>
+    </w:p>
+    <w:p>
+      <w:pPr>
+        <w:pStyle w:val="NormalWeb"/>
+        <w:numPr>
+          <w:ilvl w:val="0"/>
+          <w:numId w:val="3"/>
+        </w:numPr>
+        <w:rPr>
+          <w:rFonts w:asciiTheme="minorHAnsi" w:hAnsiTheme="minorHAnsi"/>
+        </w:rPr>
+      </w:pPr>
+      <w:r>
+        <w:rPr>
+          <w:rFonts w:asciiTheme="minorHAnsi" w:hAnsiTheme="minorHAnsi"/>
+        </w:rPr>
+        <w:t xml:space="preserve">GNO </w:t>
+      </w:r>
+      <w:proofErr w:type="spellStart"/>
+      <w:r>
+        <w:rPr>
+          <w:rFonts w:asciiTheme="minorHAnsi" w:hAnsiTheme="minorHAnsi"/>
+        </w:rPr>
+        <w:t>normalize</w:t>
+      </w:r>
+      <w:proofErr w:type="spellEnd"/>
+      <w:r>
+        <w:rPr>
+          <w:rFonts w:asciiTheme="minorHAnsi" w:hAnsiTheme="minorHAnsi"/>
+        </w:rPr>
+        <w:t xml:space="preserve"> edilerek %70 ağırlık verilmiştir</w:t>
+      </w:r>
+    </w:p>
+    <w:p>
+      <w:pPr>
+        <w:pStyle w:val="NormalWeb"/>
+        <w:numPr>
+          <w:ilvl w:val="0"/>
+          <w:numId w:val="3"/>
+        </w:numPr>
+        <w:rPr>
+          <w:rFonts w:asciiTheme="minorHAnsi" w:hAnsiTheme="minorHAnsi"/>
+        </w:rPr>
+      </w:pPr>
+      <w:r>
+        <w:rPr>
+          <w:rFonts w:asciiTheme="minorHAnsi" w:hAnsiTheme="minorHAnsi"/>
+        </w:rPr>
+        <w:t xml:space="preserve">Tercih sırası </w:t>
+      </w:r>
+      <w:proofErr w:type="spellStart"/>
+      <w:r>
+        <w:rPr>
+          <w:rFonts w:asciiTheme="minorHAnsi" w:hAnsiTheme="minorHAnsi"/>
+        </w:rPr>
+        <w:t>normalize</w:t>
+      </w:r>
+      <w:proofErr w:type="spellEnd"/>
+      <w:r>
+        <w:rPr>
+          <w:rFonts w:asciiTheme="minorHAnsi" w:hAnsiTheme="minorHAnsi"/>
+        </w:rPr>
+        <w:t xml:space="preserve"> edilerek %30 ağırlık verilmiştir</w:t>
+      </w:r>
+    </w:p>
+    <w:p>
+      <w:pPr>
+        <w:pStyle w:val="NormalWeb"/>
+        <w:rPr>
+          <w:rFonts w:asciiTheme="minorHAnsi" w:hAnsiTheme="minorHAnsi"/>
+        </w:rPr>
+      </w:pPr>
+      <w:r>
+        <w:rPr>
+          <w:rFonts w:asciiTheme="minorHAnsi" w:hAnsiTheme="minorHAnsi"/>
+        </w:rPr>
+        <w:t xml:space="preserve">Bu yaklaşım, yalnızca tercih sırasına odaklanan klasik memnuniyet modellerine kıyasla </w:t>
+      </w:r>
+      <w:r>
+        <w:rPr>
+          <w:rStyle w:val="Gl"/>
+          <w:rFonts w:asciiTheme="minorHAnsi" w:eastAsiaTheme="majorEastAsia" w:hAnsiTheme="minorHAnsi"/>
+        </w:rPr>
+        <w:t>daha dengeli ve adil bir değerlendirme sağlamaktadır</w:t>
+      </w:r>
+      <w:r>
+        <w:rPr>
+          <w:rFonts w:asciiTheme="minorHAnsi" w:hAnsiTheme="minorHAnsi"/>
+        </w:rPr>
+        <w:t>.</w:t>
+      </w:r>
+    </w:p>
+    <w:p>
+      <w:pPr>
+        <w:pStyle w:val="NormalWeb"/>
+        <w:rPr>
+          <w:rFonts w:asciiTheme="minorHAnsi" w:hAnsiTheme="minorHAnsi"/>
+        </w:rPr>
+      </w:pPr>
+      <w:r>
+        <w:rPr>
+          <w:rFonts w:asciiTheme="minorHAnsi" w:hAnsiTheme="minorHAnsi"/>
+        </w:rPr>
+        <w:t>Bu sayede:</w:t>
+      </w:r>
+    </w:p>
+    <w:p>
+      <w:pPr>
+        <w:pStyle w:val="NormalWeb"/>
+        <w:numPr>
+          <w:ilvl w:val="0"/>
+          <w:numId w:val="4"/>
+        </w:numPr>
+        <w:rPr>
+          <w:rFonts w:asciiTheme="minorHAnsi" w:hAnsiTheme="minorHAnsi"/>
+        </w:rPr>
+      </w:pPr>
+      <w:r>
+        <w:rPr>
+          <w:rFonts w:asciiTheme="minorHAnsi" w:hAnsiTheme="minorHAnsi"/>
+        </w:rPr>
+        <w:t>Akademik olarak güçlü ancak düşük tercihe yerleşmiş öğrenciler,</w:t>
+      </w:r>
+    </w:p>
+    <w:p>
+      <w:pPr>
+        <w:pStyle w:val="NormalWeb"/>
+        <w:numPr>
+          <w:ilvl w:val="0"/>
+          <w:numId w:val="4"/>
+        </w:numPr>
+        <w:rPr>
+          <w:rFonts w:asciiTheme="minorHAnsi" w:hAnsiTheme="minorHAnsi"/>
+        </w:rPr>
+      </w:pPr>
+      <w:r>
+        <w:rPr>
+          <w:rFonts w:asciiTheme="minorHAnsi" w:hAnsiTheme="minorHAnsi"/>
+        </w:rPr>
+        <w:t xml:space="preserve">Düşük </w:t>
+      </w:r>
+      <w:proofErr w:type="spellStart"/>
+      <w:r>
+        <w:rPr>
+          <w:rFonts w:asciiTheme="minorHAnsi" w:hAnsiTheme="minorHAnsi"/>
+        </w:rPr>
+        <w:t>GNO’ya</w:t>
+      </w:r>
+      <w:proofErr w:type="spellEnd"/>
+      <w:r>
+        <w:rPr>
+          <w:rFonts w:asciiTheme="minorHAnsi" w:hAnsiTheme="minorHAnsi"/>
+        </w:rPr>
+        <w:t xml:space="preserve"> sahip ancak yüksek tercihe yerleşmiş öğrenciler</w:t>
+      </w:r>
+    </w:p>
+    <w:p>
+      <w:pPr>
+        <w:pStyle w:val="NormalWeb"/>
+        <w:rPr>
+          <w:rFonts w:asciiTheme="minorHAnsi" w:hAnsiTheme="minorHAnsi"/>
+        </w:rPr>
+      </w:pPr>
+      <w:proofErr w:type="gramStart"/>
+      <w:r>
+        <w:rPr>
+          <w:rFonts w:asciiTheme="minorHAnsi" w:hAnsiTheme="minorHAnsi"/>
+        </w:rPr>
+        <w:t>arasında</w:t>
+      </w:r>
+      <w:proofErr w:type="gramEnd"/>
+      <w:r>
+        <w:rPr>
+          <w:rFonts w:asciiTheme="minorHAnsi" w:hAnsiTheme="minorHAnsi"/>
+        </w:rPr>
+        <w:t xml:space="preserve"> denge kurulmuştur.</w:t>
+      </w:r>
+    </w:p>
+    <w:p>
+      <w:pPr>
+        <w:rPr>
+          <w:b/>
+        </w:rPr>
+      </w:pPr>
+    </w:p>
+    <w:p>
+      <w:pPr>
+        <w:rPr>
+          <w:b/>
+        </w:rPr>
+      </w:pPr>
+      <w:r>
+        <w:rPr>
+          <w:b/>
+        </w:rPr>
+        <w:t>C. Zincir Swap (</w:t>
+      </w:r>
+      <w:proofErr w:type="spellStart"/>
+      <w:r>
+        <w:rPr>
+          <w:b/>
+        </w:rPr>
+        <w:t>Chain</w:t>
+      </w:r>
+      <w:proofErr w:type="spellEnd"/>
+      <w:r>
+        <w:rPr>
+          <w:b/>
+        </w:rPr>
+        <w:t xml:space="preserve"> Swap) </w:t>
+      </w:r>
+      <w:proofErr w:type="spellStart"/>
+      <w:r>
+        <w:rPr>
+          <w:b/>
+        </w:rPr>
+        <w:t>Heuristik</w:t>
+      </w:r>
+      <w:proofErr w:type="spellEnd"/>
+      <w:r>
+        <w:rPr>
+          <w:b/>
+        </w:rPr>
+        <w:t xml:space="preserve"> Algoritması</w:t>
+      </w:r>
+    </w:p>
+    <w:p>
+      <w:pPr>
+        <w:pStyle w:val="NormalWeb"/>
+        <w:rPr>
+          <w:rFonts w:asciiTheme="minorHAnsi" w:hAnsiTheme="minorHAnsi"/>
+        </w:rPr>
+      </w:pPr>
+      <w:r>
+        <w:rPr>
+          <w:rFonts w:asciiTheme="minorHAnsi" w:hAnsiTheme="minorHAnsi"/>
+        </w:rPr>
+        <w:t xml:space="preserve">Geliştirilen </w:t>
+      </w:r>
+      <w:proofErr w:type="spellStart"/>
+      <w:r>
+        <w:rPr>
+          <w:rFonts w:asciiTheme="minorHAnsi" w:hAnsiTheme="minorHAnsi"/>
+        </w:rPr>
+        <w:t>heuristik</w:t>
+      </w:r>
+      <w:proofErr w:type="spellEnd"/>
+      <w:r>
+        <w:rPr>
+          <w:rFonts w:asciiTheme="minorHAnsi" w:hAnsiTheme="minorHAnsi"/>
+        </w:rPr>
+        <w:t xml:space="preserve"> yöntem, </w:t>
+      </w:r>
+      <w:r>
+        <w:rPr>
+          <w:rStyle w:val="Gl"/>
+          <w:rFonts w:asciiTheme="minorHAnsi" w:eastAsiaTheme="majorEastAsia" w:hAnsiTheme="minorHAnsi"/>
+        </w:rPr>
+        <w:t xml:space="preserve">kısıtlı zincir </w:t>
+      </w:r>
+      <w:proofErr w:type="gramStart"/>
+      <w:r>
+        <w:rPr>
+          <w:rStyle w:val="Gl"/>
+          <w:rFonts w:asciiTheme="minorHAnsi" w:eastAsiaTheme="majorEastAsia" w:hAnsiTheme="minorHAnsi"/>
+        </w:rPr>
+        <w:t>swap</w:t>
+      </w:r>
+      <w:proofErr w:type="gramEnd"/>
+      <w:r>
+        <w:rPr>
+          <w:rStyle w:val="Gl"/>
+          <w:rFonts w:asciiTheme="minorHAnsi" w:eastAsiaTheme="majorEastAsia" w:hAnsiTheme="minorHAnsi"/>
+        </w:rPr>
+        <w:t xml:space="preserve"> (</w:t>
+      </w:r>
+      <w:proofErr w:type="spellStart"/>
+      <w:r>
+        <w:rPr>
+          <w:rStyle w:val="Gl"/>
+          <w:rFonts w:asciiTheme="minorHAnsi" w:eastAsiaTheme="majorEastAsia" w:hAnsiTheme="minorHAnsi"/>
+        </w:rPr>
+        <w:t>chain</w:t>
+      </w:r>
+      <w:proofErr w:type="spellEnd"/>
+      <w:r>
+        <w:rPr>
+          <w:rStyle w:val="Gl"/>
+          <w:rFonts w:asciiTheme="minorHAnsi" w:eastAsiaTheme="majorEastAsia" w:hAnsiTheme="minorHAnsi"/>
+        </w:rPr>
+        <w:t xml:space="preserve"> swap)</w:t>
+      </w:r>
+      <w:r>
+        <w:rPr>
+          <w:rFonts w:asciiTheme="minorHAnsi" w:hAnsiTheme="minorHAnsi"/>
+        </w:rPr>
+        <w:t xml:space="preserve"> mantığıyla çalışmaktadır. Algoritmanın temel adımları aşağıdaki gibidir:</w:t>
+      </w:r>
+    </w:p>
+    <w:p>
+      <w:pPr>
+        <w:pStyle w:val="NormalWeb"/>
+        <w:numPr>
+          <w:ilvl w:val="0"/>
+          <w:numId w:val="5"/>
+        </w:numPr>
+        <w:rPr>
+          <w:rFonts w:asciiTheme="minorHAnsi" w:hAnsiTheme="minorHAnsi"/>
+        </w:rPr>
+      </w:pPr>
+      <w:proofErr w:type="spellStart"/>
+      <w:r>
+        <w:rPr>
+          <w:rFonts w:asciiTheme="minorHAnsi" w:hAnsiTheme="minorHAnsi"/>
+        </w:rPr>
+        <w:t>Greedy</w:t>
+      </w:r>
+      <w:proofErr w:type="spellEnd"/>
+      <w:r>
+        <w:rPr>
+          <w:rFonts w:asciiTheme="minorHAnsi" w:hAnsiTheme="minorHAnsi"/>
+        </w:rPr>
+        <w:t xml:space="preserve"> sonrası yerleşmiş öğrenciler arasından:</w:t>
+      </w:r>
+    </w:p>
+    <w:p>
+      <w:pPr>
+        <w:pStyle w:val="NormalWeb"/>
+        <w:numPr>
+          <w:ilvl w:val="1"/>
+          <w:numId w:val="5"/>
+        </w:numPr>
+        <w:rPr>
+          <w:rFonts w:asciiTheme="minorHAnsi" w:hAnsiTheme="minorHAnsi"/>
+        </w:rPr>
+      </w:pPr>
+      <w:r>
+        <w:rPr>
+          <w:rFonts w:asciiTheme="minorHAnsi" w:hAnsiTheme="minorHAnsi"/>
+        </w:rPr>
+        <w:t>3. veya daha düşük tercihe yerleşmiş,</w:t>
+      </w:r>
+    </w:p>
+    <w:p>
+      <w:pPr>
+        <w:pStyle w:val="NormalWeb"/>
+        <w:numPr>
+          <w:ilvl w:val="1"/>
+          <w:numId w:val="5"/>
+        </w:numPr>
+        <w:rPr>
+          <w:rFonts w:asciiTheme="minorHAnsi" w:hAnsiTheme="minorHAnsi"/>
+        </w:rPr>
+      </w:pPr>
+      <w:r>
+        <w:rPr>
+          <w:rFonts w:asciiTheme="minorHAnsi" w:hAnsiTheme="minorHAnsi"/>
+        </w:rPr>
+        <w:t>GNO değeri belirli bir eşik altında olan öğrenciler aday olarak seçilir.</w:t>
+      </w:r>
+    </w:p>
+    <w:p>
+      <w:pPr>
+        <w:pStyle w:val="NormalWeb"/>
+        <w:numPr>
+          <w:ilvl w:val="0"/>
+          <w:numId w:val="5"/>
+        </w:numPr>
+        <w:rPr>
+          <w:rFonts w:asciiTheme="minorHAnsi" w:hAnsiTheme="minorHAnsi"/>
+        </w:rPr>
+      </w:pPr>
+      <w:r>
+        <w:rPr>
+          <w:rFonts w:asciiTheme="minorHAnsi" w:hAnsiTheme="minorHAnsi"/>
+        </w:rPr>
+        <w:t>Rastgele seçilen üç öğrenci arasında döngüsel firma değişimi (</w:t>
+      </w:r>
+      <w:proofErr w:type="gramStart"/>
+      <w:r>
+        <w:rPr>
+          <w:rFonts w:asciiTheme="minorHAnsi" w:hAnsiTheme="minorHAnsi"/>
+        </w:rPr>
+        <w:t>swap</w:t>
+      </w:r>
+      <w:proofErr w:type="gramEnd"/>
+      <w:r>
+        <w:rPr>
+          <w:rFonts w:asciiTheme="minorHAnsi" w:hAnsiTheme="minorHAnsi"/>
+        </w:rPr>
+        <w:t>) denenir.</w:t>
+      </w:r>
+    </w:p>
+    <w:p>
+      <w:pPr>
+        <w:pStyle w:val="NormalWeb"/>
+        <w:numPr>
+          <w:ilvl w:val="0"/>
+          <w:numId w:val="5"/>
+        </w:numPr>
+        <w:rPr>
+          <w:rFonts w:asciiTheme="minorHAnsi" w:hAnsiTheme="minorHAnsi"/>
+        </w:rPr>
+      </w:pPr>
+      <w:r>
+        <w:rPr>
+          <w:rFonts w:asciiTheme="minorHAnsi" w:hAnsiTheme="minorHAnsi"/>
+        </w:rPr>
+        <w:t>Swap işlemi sonrası:</w:t>
+      </w:r>
+    </w:p>
+    <w:p>
+      <w:pPr>
+        <w:pStyle w:val="NormalWeb"/>
+        <w:numPr>
+          <w:ilvl w:val="1"/>
+          <w:numId w:val="5"/>
+        </w:numPr>
+        <w:rPr>
+          <w:rFonts w:asciiTheme="minorHAnsi" w:hAnsiTheme="minorHAnsi"/>
+        </w:rPr>
+      </w:pPr>
+      <w:r>
+        <w:rPr>
+          <w:rFonts w:asciiTheme="minorHAnsi" w:hAnsiTheme="minorHAnsi"/>
+        </w:rPr>
+        <w:t>Her öğrencinin yeni tercih sırası hesaplanır</w:t>
+      </w:r>
+    </w:p>
+    <w:p>
+      <w:pPr>
+        <w:pStyle w:val="NormalWeb"/>
+        <w:numPr>
+          <w:ilvl w:val="1"/>
+          <w:numId w:val="5"/>
+        </w:numPr>
+        <w:rPr>
+          <w:rFonts w:asciiTheme="minorHAnsi" w:hAnsiTheme="minorHAnsi"/>
+        </w:rPr>
+      </w:pPr>
+      <w:r>
+        <w:rPr>
+          <w:rFonts w:asciiTheme="minorHAnsi" w:hAnsiTheme="minorHAnsi"/>
+        </w:rPr>
+        <w:t xml:space="preserve">Eğer herhangi bir öğrencinin tercih sırası kötüleşirse </w:t>
+      </w:r>
+      <w:proofErr w:type="gramStart"/>
+      <w:r>
+        <w:rPr>
+          <w:rFonts w:asciiTheme="minorHAnsi" w:hAnsiTheme="minorHAnsi"/>
+        </w:rPr>
+        <w:t>swap</w:t>
+      </w:r>
+      <w:proofErr w:type="gramEnd"/>
+      <w:r>
+        <w:rPr>
+          <w:rFonts w:asciiTheme="minorHAnsi" w:hAnsiTheme="minorHAnsi"/>
+        </w:rPr>
+        <w:t xml:space="preserve"> iptal edilir</w:t>
+      </w:r>
+    </w:p>
+    <w:p>
+      <w:pPr>
+        <w:pStyle w:val="NormalWeb"/>
+        <w:numPr>
+          <w:ilvl w:val="0"/>
+          <w:numId w:val="5"/>
+        </w:numPr>
+        <w:rPr>
+          <w:rFonts w:asciiTheme="minorHAnsi" w:hAnsiTheme="minorHAnsi"/>
+        </w:rPr>
+      </w:pPr>
+      <w:r>
+        <w:rPr>
+          <w:rFonts w:asciiTheme="minorHAnsi" w:hAnsiTheme="minorHAnsi"/>
+        </w:rPr>
+        <w:t>Yeni durumda toplam mutluluk skoru hesaplanır:</w:t>
+      </w:r>
+    </w:p>
+    <w:p>
+      <w:pPr>
+        <w:pStyle w:val="NormalWeb"/>
+        <w:numPr>
+          <w:ilvl w:val="1"/>
+          <w:numId w:val="5"/>
+        </w:numPr>
+        <w:rPr>
+          <w:rFonts w:asciiTheme="minorHAnsi" w:hAnsiTheme="minorHAnsi"/>
+        </w:rPr>
+      </w:pPr>
+      <w:r>
+        <w:rPr>
+          <w:rFonts w:asciiTheme="minorHAnsi" w:hAnsiTheme="minorHAnsi"/>
+        </w:rPr>
+        <w:t>Eğer yeni mutluluk eski değerden büyükse değişim kabul edilir</w:t>
+      </w:r>
+    </w:p>
+    <w:p>
+      <w:pPr>
+        <w:pStyle w:val="NormalWeb"/>
+        <w:numPr>
+          <w:ilvl w:val="1"/>
+          <w:numId w:val="5"/>
+        </w:numPr>
+        <w:rPr>
+          <w:rFonts w:asciiTheme="minorHAnsi" w:hAnsiTheme="minorHAnsi"/>
+        </w:rPr>
+      </w:pPr>
+      <w:r>
+        <w:rPr>
+          <w:rFonts w:asciiTheme="minorHAnsi" w:hAnsiTheme="minorHAnsi"/>
+        </w:rPr>
+        <w:t>Aksi halde eski yerleşim korunur</w:t>
+      </w:r>
+    </w:p>
+    <w:p>
+      <w:pPr>
+        <w:pStyle w:val="NormalWeb"/>
+        <w:rPr>
+          <w:rFonts w:asciiTheme="minorHAnsi" w:hAnsiTheme="minorHAnsi"/>
+        </w:rPr>
+      </w:pPr>
+      <w:r>
+        <w:rPr>
+          <w:rFonts w:asciiTheme="minorHAnsi" w:hAnsiTheme="minorHAnsi"/>
+        </w:rPr>
+        <w:t xml:space="preserve">Bu yaklaşım, </w:t>
+      </w:r>
+      <w:r>
+        <w:rPr>
+          <w:rStyle w:val="Gl"/>
+          <w:rFonts w:asciiTheme="minorHAnsi" w:eastAsiaTheme="majorEastAsia" w:hAnsiTheme="minorHAnsi"/>
+        </w:rPr>
+        <w:t>yerel arama algoritmalarının temel prensibi olan “yalnızca iyileştiren hamleleri kabul et” kuralını</w:t>
+      </w:r>
+      <w:r>
+        <w:rPr>
+          <w:rFonts w:asciiTheme="minorHAnsi" w:hAnsiTheme="minorHAnsi"/>
+        </w:rPr>
+        <w:t xml:space="preserve"> takip etmektedir.</w:t>
+      </w:r>
+    </w:p>
+    <w:p>
+      <w:pPr>
+        <w:pStyle w:val="NormalWeb"/>
+        <w:rPr>
+          <w:rFonts w:asciiTheme="minorHAnsi" w:hAnsiTheme="minorHAnsi"/>
+        </w:rPr>
+      </w:pPr>
+    </w:p>
+    <w:p>
+      <w:pPr>
+        <w:pStyle w:val="NormalWeb"/>
+        <w:rPr>
+          <w:rFonts w:asciiTheme="minorHAnsi" w:hAnsiTheme="minorHAnsi"/>
+          <w:b/>
+        </w:rPr>
+      </w:pPr>
+      <w:r>
+        <w:rPr>
+          <w:rFonts w:asciiTheme="minorHAnsi" w:hAnsiTheme="minorHAnsi"/>
+          <w:b/>
+        </w:rPr>
+        <w:t xml:space="preserve">D. </w:t>
+      </w:r>
+      <w:proofErr w:type="spellStart"/>
+      <w:r>
+        <w:rPr>
+          <w:rFonts w:asciiTheme="minorHAnsi" w:hAnsiTheme="minorHAnsi"/>
+          <w:b/>
+        </w:rPr>
+        <w:t>Greedy</w:t>
+      </w:r>
+      <w:proofErr w:type="spellEnd"/>
+      <w:r>
+        <w:rPr>
+          <w:rFonts w:asciiTheme="minorHAnsi" w:hAnsiTheme="minorHAnsi"/>
+          <w:b/>
+        </w:rPr>
+        <w:t xml:space="preserve"> Yöntemden Farkları</w:t>
+      </w:r>
+    </w:p>
+    <w:tbl>
+      <w:tblPr>
+        <w:tblStyle w:val="TabloKlavuzu"/>
+        <w:tblW w:w="9433" w:type="dxa"/>
+        <w:tblLook w:val="04A0" w:firstRow="1" w:lastRow="0" w:firstColumn="1" w:lastColumn="0" w:noHBand="0" w:noVBand="1"/>
+      </w:tblPr>
+      <w:tblGrid>
+        <w:gridCol w:w="4293"/>
+        <w:gridCol w:w="2308"/>
+        <w:gridCol w:w="2832"/>
+      </w:tblGrid>
+      <w:tr>
+        <w:trPr>
+          <w:trHeight w:val="385"/>
+        </w:trPr>
+        <w:tc>
+          <w:tcPr>
+            <w:tcW w:w="0" w:type="auto"/>
+            <w:hideMark/>
+          </w:tcPr>
+          <w:p>
+            <w:pPr>
+              <w:jc w:val="center"/>
+              <w:rPr>
+                <w:rFonts w:eastAsia="Times New Roman" w:cs="Times New Roman"/>
+                <w:b/>
+                <w:bCs/>
+                <w:kern w:val="0"/>
+                <w:lang w:eastAsia="tr-TR"/>
+                <w14:ligatures w14:val="none"/>
+              </w:rPr>
+            </w:pPr>
+            <w:r>
+              <w:rPr>
+                <w:rFonts w:eastAsia="Times New Roman" w:cs="Times New Roman"/>
+                <w:b/>
+                <w:bCs/>
+                <w:kern w:val="0"/>
+                <w:lang w:eastAsia="tr-TR"/>
+                <w14:ligatures w14:val="none"/>
+              </w:rPr>
+              <w:t>Kriter</w:t>
+            </w:r>
+          </w:p>
+        </w:tc>
+        <w:tc>
+          <w:tcPr>
+            <w:tcW w:w="0" w:type="auto"/>
+            <w:hideMark/>
+          </w:tcPr>
+          <w:p>
+            <w:pPr>
+              <w:jc w:val="center"/>
+              <w:rPr>
+                <w:rFonts w:eastAsia="Times New Roman" w:cs="Times New Roman"/>
+                <w:b/>
+                <w:bCs/>
+                <w:kern w:val="0"/>
+                <w:lang w:eastAsia="tr-TR"/>
+                <w14:ligatures w14:val="none"/>
+              </w:rPr>
+            </w:pPr>
+            <w:proofErr w:type="spellStart"/>
+            <w:r>
+              <w:rPr>
+                <w:rFonts w:eastAsia="Times New Roman" w:cs="Times New Roman"/>
+                <w:b/>
+                <w:bCs/>
+                <w:kern w:val="0"/>
+                <w:lang w:eastAsia="tr-TR"/>
+                <w14:ligatures w14:val="none"/>
+              </w:rPr>
+              <w:t>Greedy</w:t>
+            </w:r>
+            <w:proofErr w:type="spellEnd"/>
+          </w:p>
+        </w:tc>
+        <w:tc>
+          <w:tcPr>
+            <w:tcW w:w="0" w:type="auto"/>
+            <w:hideMark/>
+          </w:tcPr>
+          <w:p>
+            <w:pPr>
+              <w:jc w:val="center"/>
+              <w:rPr>
+                <w:rFonts w:eastAsia="Times New Roman" w:cs="Times New Roman"/>
+                <w:b/>
+                <w:bCs/>
+                <w:kern w:val="0"/>
+                <w:lang w:eastAsia="tr-TR"/>
+                <w14:ligatures w14:val="none"/>
+              </w:rPr>
+            </w:pPr>
+            <w:proofErr w:type="spellStart"/>
+            <w:r>
+              <w:rPr>
+                <w:rFonts w:eastAsia="Times New Roman" w:cs="Times New Roman"/>
+                <w:b/>
+                <w:bCs/>
+                <w:kern w:val="0"/>
+                <w:lang w:eastAsia="tr-TR"/>
+                <w14:ligatures w14:val="none"/>
+              </w:rPr>
+              <w:t>Heuristik</w:t>
+            </w:r>
+            <w:proofErr w:type="spellEnd"/>
+          </w:p>
+        </w:tc>
+      </w:tr>
+      <w:tr>
+        <w:trPr>
+          <w:trHeight w:val="385"/>
+        </w:trPr>
+        <w:tc>
+          <w:tcPr>
+            <w:tcW w:w="0" w:type="auto"/>
+            <w:hideMark/>
+          </w:tcPr>
+          <w:p>
+            <w:pPr>
+              <w:rPr>
+                <w:rFonts w:eastAsia="Times New Roman" w:cs="Times New Roman"/>
+                <w:b/>
+                <w:kern w:val="0"/>
+                <w:lang w:eastAsia="tr-TR"/>
+                <w14:ligatures w14:val="none"/>
+              </w:rPr>
+            </w:pPr>
+            <w:r>
+              <w:rPr>
+                <w:rFonts w:eastAsia="Times New Roman" w:cs="Times New Roman"/>
+                <w:b/>
+                <w:kern w:val="0"/>
+                <w:lang w:eastAsia="tr-TR"/>
+                <w14:ligatures w14:val="none"/>
+              </w:rPr>
+              <w:t>Çözüm Tipi</w:t>
+            </w:r>
+          </w:p>
+        </w:tc>
+        <w:tc>
+          <w:tcPr>
+            <w:tcW w:w="0" w:type="auto"/>
+            <w:hideMark/>
+          </w:tcPr>
+          <w:p>
+            <w:pPr>
+              <w:rPr>
+                <w:rFonts w:eastAsia="Times New Roman" w:cs="Times New Roman"/>
+                <w:kern w:val="0"/>
+                <w:lang w:eastAsia="tr-TR"/>
+                <w14:ligatures w14:val="none"/>
+              </w:rPr>
+            </w:pPr>
+            <w:r>
+              <w:rPr>
+                <w:rFonts w:eastAsia="Times New Roman" w:cs="Times New Roman"/>
+                <w:kern w:val="0"/>
+                <w:lang w:eastAsia="tr-TR"/>
+                <w14:ligatures w14:val="none"/>
+              </w:rPr>
+              <w:t>Tek adımlı</w:t>
+            </w:r>
+          </w:p>
+        </w:tc>
+        <w:tc>
+          <w:tcPr>
+            <w:tcW w:w="0" w:type="auto"/>
+            <w:hideMark/>
+          </w:tcPr>
+          <w:p>
+            <w:pPr>
+              <w:rPr>
+                <w:rFonts w:eastAsia="Times New Roman" w:cs="Times New Roman"/>
+                <w:kern w:val="0"/>
+                <w:lang w:eastAsia="tr-TR"/>
+                <w14:ligatures w14:val="none"/>
+              </w:rPr>
+            </w:pPr>
+            <w:proofErr w:type="spellStart"/>
+            <w:r>
+              <w:rPr>
+                <w:rFonts w:eastAsia="Times New Roman" w:cs="Times New Roman"/>
+                <w:kern w:val="0"/>
+                <w:lang w:eastAsia="tr-TR"/>
+                <w14:ligatures w14:val="none"/>
+              </w:rPr>
+              <w:t>İteratif</w:t>
+            </w:r>
+            <w:proofErr w:type="spellEnd"/>
+            <w:r>
+              <w:rPr>
+                <w:rFonts w:eastAsia="Times New Roman" w:cs="Times New Roman"/>
+                <w:kern w:val="0"/>
+                <w:lang w:eastAsia="tr-TR"/>
+                <w14:ligatures w14:val="none"/>
+              </w:rPr>
+              <w:t xml:space="preserve"> iyileştirme</w:t>
+            </w:r>
+          </w:p>
+        </w:tc>
+      </w:tr>
+      <w:tr>
+        <w:trPr>
+          <w:trHeight w:val="369"/>
+        </w:trPr>
+        <w:tc>
+          <w:tcPr>
+            <w:tcW w:w="0" w:type="auto"/>
+            <w:hideMark/>
+          </w:tcPr>
+          <w:p>
+            <w:pPr>
+              <w:rPr>
+                <w:rFonts w:eastAsia="Times New Roman" w:cs="Times New Roman"/>
+                <w:b/>
+                <w:kern w:val="0"/>
+                <w:lang w:eastAsia="tr-TR"/>
+                <w14:ligatures w14:val="none"/>
+              </w:rPr>
+            </w:pPr>
+            <w:r>
+              <w:rPr>
+                <w:rFonts w:eastAsia="Times New Roman" w:cs="Times New Roman"/>
+                <w:b/>
+                <w:kern w:val="0"/>
+                <w:lang w:eastAsia="tr-TR"/>
+                <w14:ligatures w14:val="none"/>
+              </w:rPr>
+              <w:t>Karar Kriteri</w:t>
+            </w:r>
+          </w:p>
+        </w:tc>
+        <w:tc>
+          <w:tcPr>
+            <w:tcW w:w="0" w:type="auto"/>
+            <w:hideMark/>
+          </w:tcPr>
+          <w:p>
+            <w:pPr>
+              <w:rPr>
+                <w:rFonts w:eastAsia="Times New Roman" w:cs="Times New Roman"/>
+                <w:kern w:val="0"/>
+                <w:lang w:eastAsia="tr-TR"/>
+                <w14:ligatures w14:val="none"/>
+              </w:rPr>
+            </w:pPr>
+            <w:r>
+              <w:rPr>
+                <w:rFonts w:eastAsia="Times New Roman" w:cs="Times New Roman"/>
+                <w:kern w:val="0"/>
+                <w:lang w:eastAsia="tr-TR"/>
+                <w14:ligatures w14:val="none"/>
+              </w:rPr>
+              <w:t>Sadece GNO</w:t>
+            </w:r>
+          </w:p>
+        </w:tc>
+        <w:tc>
+          <w:tcPr>
+            <w:tcW w:w="0" w:type="auto"/>
+            <w:hideMark/>
+          </w:tcPr>
+          <w:p>
+            <w:pPr>
+              <w:rPr>
+                <w:rFonts w:eastAsia="Times New Roman" w:cs="Times New Roman"/>
+                <w:kern w:val="0"/>
+                <w:lang w:eastAsia="tr-TR"/>
+                <w14:ligatures w14:val="none"/>
+              </w:rPr>
+            </w:pPr>
+            <w:r>
+              <w:rPr>
+                <w:rFonts w:eastAsia="Times New Roman" w:cs="Times New Roman"/>
+                <w:kern w:val="0"/>
+                <w:lang w:eastAsia="tr-TR"/>
+                <w14:ligatures w14:val="none"/>
+              </w:rPr>
+              <w:t>GNO + Tercih</w:t>
+            </w:r>
+          </w:p>
+        </w:tc>
+      </w:tr>
+      <w:tr>
+        <w:trPr>
+          <w:trHeight w:val="385"/>
+        </w:trPr>
+        <w:tc>
+          <w:tcPr>
+            <w:tcW w:w="0" w:type="auto"/>
+            <w:hideMark/>
+          </w:tcPr>
+          <w:p>
+            <w:pPr>
+              <w:rPr>
+                <w:rFonts w:eastAsia="Times New Roman" w:cs="Times New Roman"/>
+                <w:b/>
+                <w:kern w:val="0"/>
+                <w:lang w:eastAsia="tr-TR"/>
+                <w14:ligatures w14:val="none"/>
+              </w:rPr>
+            </w:pPr>
+            <w:r>
+              <w:rPr>
+                <w:rFonts w:eastAsia="Times New Roman" w:cs="Times New Roman"/>
+                <w:b/>
+                <w:kern w:val="0"/>
+                <w:lang w:eastAsia="tr-TR"/>
+                <w14:ligatures w14:val="none"/>
+              </w:rPr>
+              <w:t>Yerel Optimumdan Kaçış</w:t>
+            </w:r>
+          </w:p>
+        </w:tc>
+        <w:tc>
+          <w:tcPr>
+            <w:tcW w:w="0" w:type="auto"/>
+            <w:hideMark/>
+          </w:tcPr>
+          <w:p>
+            <w:pPr>
+              <w:rPr>
+                <w:rFonts w:eastAsia="Times New Roman" w:cs="Times New Roman"/>
+                <w:kern w:val="0"/>
+                <w:lang w:eastAsia="tr-TR"/>
+                <w14:ligatures w14:val="none"/>
+              </w:rPr>
+            </w:pPr>
+            <w:r>
+              <w:rPr>
+                <w:rFonts w:eastAsia="Times New Roman" w:cs="Times New Roman"/>
+                <w:kern w:val="0"/>
+                <w:lang w:eastAsia="tr-TR"/>
+                <w14:ligatures w14:val="none"/>
+              </w:rPr>
+              <w:t>Yok</w:t>
+            </w:r>
+          </w:p>
+        </w:tc>
+        <w:tc>
+          <w:tcPr>
+            <w:tcW w:w="0" w:type="auto"/>
+            <w:hideMark/>
+          </w:tcPr>
+          <w:p>
+            <w:pPr>
+              <w:rPr>
+                <w:rFonts w:eastAsia="Times New Roman" w:cs="Times New Roman"/>
+                <w:kern w:val="0"/>
+                <w:lang w:eastAsia="tr-TR"/>
+                <w14:ligatures w14:val="none"/>
+              </w:rPr>
+            </w:pPr>
+            <w:r>
+              <w:rPr>
+                <w:rFonts w:eastAsia="Times New Roman" w:cs="Times New Roman"/>
+                <w:kern w:val="0"/>
+                <w:lang w:eastAsia="tr-TR"/>
+                <w14:ligatures w14:val="none"/>
+              </w:rPr>
+              <w:t>Var</w:t>
+            </w:r>
+          </w:p>
+        </w:tc>
+      </w:tr>
+      <w:tr>
+        <w:trPr>
+          <w:trHeight w:val="385"/>
+        </w:trPr>
+        <w:tc>
+          <w:tcPr>
+            <w:tcW w:w="0" w:type="auto"/>
+            <w:hideMark/>
+          </w:tcPr>
+          <w:p>
+            <w:pPr>
+              <w:rPr>
+                <w:rFonts w:eastAsia="Times New Roman" w:cs="Times New Roman"/>
+                <w:b/>
+                <w:kern w:val="0"/>
+                <w:lang w:eastAsia="tr-TR"/>
+                <w14:ligatures w14:val="none"/>
+              </w:rPr>
+            </w:pPr>
+            <w:r>
+              <w:rPr>
+                <w:rFonts w:eastAsia="Times New Roman" w:cs="Times New Roman"/>
+                <w:b/>
+                <w:kern w:val="0"/>
+                <w:lang w:eastAsia="tr-TR"/>
+                <w14:ligatures w14:val="none"/>
+              </w:rPr>
+              <w:t>Çalışma Süresi</w:t>
+            </w:r>
+          </w:p>
+        </w:tc>
+        <w:tc>
+          <w:tcPr>
+            <w:tcW w:w="0" w:type="auto"/>
+            <w:hideMark/>
+          </w:tcPr>
+          <w:p>
+            <w:pPr>
+              <w:rPr>
+                <w:rFonts w:eastAsia="Times New Roman" w:cs="Times New Roman"/>
+                <w:kern w:val="0"/>
+                <w:lang w:eastAsia="tr-TR"/>
+                <w14:ligatures w14:val="none"/>
+              </w:rPr>
+            </w:pPr>
+            <w:r>
+              <w:rPr>
+                <w:rFonts w:eastAsia="Times New Roman" w:cs="Times New Roman"/>
+                <w:kern w:val="0"/>
+                <w:lang w:eastAsia="tr-TR"/>
+                <w14:ligatures w14:val="none"/>
+              </w:rPr>
+              <w:t>Çok hızlı</w:t>
+            </w:r>
+          </w:p>
+        </w:tc>
+        <w:tc>
+          <w:tcPr>
+            <w:tcW w:w="0" w:type="auto"/>
+            <w:hideMark/>
+          </w:tcPr>
+          <w:p>
+            <w:pPr>
+              <w:rPr>
+                <w:rFonts w:eastAsia="Times New Roman" w:cs="Times New Roman"/>
+                <w:kern w:val="0"/>
+                <w:lang w:eastAsia="tr-TR"/>
+                <w14:ligatures w14:val="none"/>
+              </w:rPr>
+            </w:pPr>
+            <w:r>
+              <w:rPr>
+                <w:rFonts w:eastAsia="Times New Roman" w:cs="Times New Roman"/>
+                <w:kern w:val="0"/>
+                <w:lang w:eastAsia="tr-TR"/>
+                <w14:ligatures w14:val="none"/>
+              </w:rPr>
+              <w:t>Daha uzun</w:t>
+            </w:r>
+          </w:p>
+        </w:tc>
+      </w:tr>
+      <w:tr>
+        <w:trPr>
+          <w:trHeight w:val="385"/>
+        </w:trPr>
+        <w:tc>
+          <w:tcPr>
+            <w:tcW w:w="0" w:type="auto"/>
+            <w:hideMark/>
+          </w:tcPr>
+          <w:p>
+            <w:pPr>
+              <w:rPr>
+                <w:rFonts w:eastAsia="Times New Roman" w:cs="Times New Roman"/>
+                <w:b/>
+                <w:kern w:val="0"/>
+                <w:lang w:eastAsia="tr-TR"/>
+                <w14:ligatures w14:val="none"/>
+              </w:rPr>
+            </w:pPr>
+            <w:r>
+              <w:rPr>
+                <w:rFonts w:eastAsia="Times New Roman" w:cs="Times New Roman"/>
+                <w:b/>
+                <w:kern w:val="0"/>
+                <w:lang w:eastAsia="tr-TR"/>
+                <w14:ligatures w14:val="none"/>
+              </w:rPr>
+              <w:t>Çözüm Kalitesi</w:t>
+            </w:r>
+          </w:p>
+        </w:tc>
+        <w:tc>
+          <w:tcPr>
+            <w:tcW w:w="0" w:type="auto"/>
+            <w:hideMark/>
+          </w:tcPr>
+          <w:p>
+            <w:pPr>
+              <w:rPr>
+                <w:rFonts w:eastAsia="Times New Roman" w:cs="Times New Roman"/>
+                <w:kern w:val="0"/>
+                <w:lang w:eastAsia="tr-TR"/>
+                <w14:ligatures w14:val="none"/>
+              </w:rPr>
+            </w:pPr>
+            <w:r>
+              <w:rPr>
+                <w:rFonts w:eastAsia="Times New Roman" w:cs="Times New Roman"/>
+                <w:kern w:val="0"/>
+                <w:lang w:eastAsia="tr-TR"/>
+                <w14:ligatures w14:val="none"/>
+              </w:rPr>
+              <w:t>Orta</w:t>
+            </w:r>
+          </w:p>
+        </w:tc>
+        <w:tc>
+          <w:tcPr>
+            <w:tcW w:w="0" w:type="auto"/>
+            <w:hideMark/>
+          </w:tcPr>
+          <w:p>
+            <w:pPr>
+              <w:rPr>
+                <w:rFonts w:eastAsia="Times New Roman" w:cs="Times New Roman"/>
+                <w:kern w:val="0"/>
+                <w:lang w:eastAsia="tr-TR"/>
+                <w14:ligatures w14:val="none"/>
+              </w:rPr>
+            </w:pPr>
+            <w:r>
+              <w:rPr>
+                <w:rFonts w:eastAsia="Times New Roman" w:cs="Times New Roman"/>
+                <w:kern w:val="0"/>
+                <w:lang w:eastAsia="tr-TR"/>
+                <w14:ligatures w14:val="none"/>
+              </w:rPr>
+              <w:t>Yüksek</w:t>
+            </w:r>
+          </w:p>
+        </w:tc>
+      </w:tr>
+    </w:tbl>
+    <w:p>
+      <w:pPr>
+        <w:pStyle w:val="NormalWeb"/>
+        <w:rPr>
+          <w:rFonts w:asciiTheme="minorHAnsi" w:hAnsiTheme="minorHAnsi"/>
+        </w:rPr>
+      </w:pPr>
+      <w:bookmarkStart w:id="0" w:name="_GoBack"/>
+      <w:bookmarkEnd w:id="0"/>
+    </w:p>
+    <w:p>
+      <w:pPr>
+        <w:rPr>
+          <w:b/>
+        </w:rPr>
+      </w:pPr>
+      <w:r>
+        <w:rPr>
+          <w:b/>
+        </w:rPr>
+        <w:t>VI. SONUÇ VE TARTIŞMA</w:t>
+      </w:r>
+    </w:p>
+    <w:p>
+      <w:pPr>
+        <w:rPr>
+          <w:b/>
+        </w:rPr>
+      </w:pPr>
+      <w:r>
+        <w:rPr>
+          <w:b/>
+        </w:rPr>
+        <w:t>A. Performans Karşılaştırması</w:t>
+      </w:r>
+    </w:p>
+    <w:p>
+      <w:pPr>
+        <w:pStyle w:val="NormalWeb"/>
+        <w:rPr>
+          <w:rFonts w:asciiTheme="minorHAnsi" w:hAnsiTheme="minorHAnsi"/>
+        </w:rPr>
+      </w:pPr>
+      <w:proofErr w:type="spellStart"/>
+      <w:r>
+        <w:rPr>
+          <w:rFonts w:asciiTheme="minorHAnsi" w:hAnsiTheme="minorHAnsi"/>
+        </w:rPr>
+        <w:t>Greedy</w:t>
+      </w:r>
+      <w:proofErr w:type="spellEnd"/>
+      <w:r>
+        <w:rPr>
+          <w:rFonts w:asciiTheme="minorHAnsi" w:hAnsiTheme="minorHAnsi"/>
+        </w:rPr>
+        <w:t xml:space="preserve"> ve </w:t>
+      </w:r>
+      <w:proofErr w:type="spellStart"/>
+      <w:r>
+        <w:rPr>
+          <w:rFonts w:asciiTheme="minorHAnsi" w:hAnsiTheme="minorHAnsi"/>
+        </w:rPr>
+        <w:t>heuristik</w:t>
+      </w:r>
+      <w:proofErr w:type="spellEnd"/>
+      <w:r>
+        <w:rPr>
+          <w:rFonts w:asciiTheme="minorHAnsi" w:hAnsiTheme="minorHAnsi"/>
+        </w:rPr>
+        <w:t xml:space="preserve"> algoritmalar aşağıdaki </w:t>
+      </w:r>
+      <w:proofErr w:type="gramStart"/>
+      <w:r>
+        <w:rPr>
+          <w:rFonts w:asciiTheme="minorHAnsi" w:hAnsiTheme="minorHAnsi"/>
+        </w:rPr>
+        <w:t>kriterler</w:t>
+      </w:r>
+      <w:proofErr w:type="gramEnd"/>
+      <w:r>
+        <w:rPr>
+          <w:rFonts w:asciiTheme="minorHAnsi" w:hAnsiTheme="minorHAnsi"/>
+        </w:rPr>
+        <w:t xml:space="preserve"> üzerinden karşılaştırılmıştır:</w:t>
+      </w:r>
+    </w:p>
+    <w:p>
+      <w:pPr>
+        <w:pStyle w:val="NormalWeb"/>
+        <w:numPr>
+          <w:ilvl w:val="0"/>
+          <w:numId w:val="6"/>
+        </w:numPr>
+        <w:rPr>
+          <w:rFonts w:asciiTheme="minorHAnsi" w:hAnsiTheme="minorHAnsi"/>
+        </w:rPr>
+      </w:pPr>
+      <w:r>
+        <w:rPr>
+          <w:rFonts w:asciiTheme="minorHAnsi" w:hAnsiTheme="minorHAnsi"/>
+        </w:rPr>
+        <w:t>Çalışma süresi (saniye)</w:t>
+      </w:r>
+    </w:p>
+    <w:p>
+      <w:pPr>
+        <w:pStyle w:val="NormalWeb"/>
+        <w:numPr>
+          <w:ilvl w:val="0"/>
+          <w:numId w:val="6"/>
+        </w:numPr>
+        <w:rPr>
+          <w:rFonts w:asciiTheme="minorHAnsi" w:hAnsiTheme="minorHAnsi"/>
+        </w:rPr>
+      </w:pPr>
+      <w:r>
+        <w:rPr>
+          <w:rFonts w:asciiTheme="minorHAnsi" w:hAnsiTheme="minorHAnsi"/>
+        </w:rPr>
+        <w:t>Yapılan işlem sayısı</w:t>
+      </w:r>
+    </w:p>
+    <w:p>
+      <w:pPr>
+        <w:pStyle w:val="NormalWeb"/>
+        <w:numPr>
+          <w:ilvl w:val="0"/>
+          <w:numId w:val="6"/>
+        </w:numPr>
+        <w:rPr>
+          <w:rFonts w:asciiTheme="minorHAnsi" w:hAnsiTheme="minorHAnsi"/>
+        </w:rPr>
+      </w:pPr>
+      <w:r>
+        <w:rPr>
+          <w:rFonts w:asciiTheme="minorHAnsi" w:hAnsiTheme="minorHAnsi"/>
+        </w:rPr>
+        <w:t>Toplam mutluluk (memnuniyet) skoru</w:t>
+      </w:r>
+    </w:p>
+    <w:p>
+      <w:pPr>
+        <w:pStyle w:val="NormalWeb"/>
+        <w:rPr>
+          <w:rFonts w:asciiTheme="minorHAnsi" w:hAnsiTheme="minorHAnsi"/>
+        </w:rPr>
+      </w:pPr>
+      <w:r>
+        <w:rPr>
+          <w:rFonts w:asciiTheme="minorHAnsi" w:hAnsiTheme="minorHAnsi"/>
+        </w:rPr>
+        <w:t>Genel gözlemler:</w:t>
+      </w:r>
+    </w:p>
+    <w:p>
+      <w:pPr>
+        <w:pStyle w:val="NormalWeb"/>
+        <w:numPr>
+          <w:ilvl w:val="0"/>
+          <w:numId w:val="7"/>
+        </w:numPr>
+        <w:rPr>
+          <w:rFonts w:asciiTheme="minorHAnsi" w:hAnsiTheme="minorHAnsi"/>
+        </w:rPr>
+      </w:pPr>
+      <w:proofErr w:type="spellStart"/>
+      <w:r>
+        <w:rPr>
+          <w:rFonts w:asciiTheme="minorHAnsi" w:hAnsiTheme="minorHAnsi"/>
+        </w:rPr>
+        <w:t>Greedy</w:t>
+      </w:r>
+      <w:proofErr w:type="spellEnd"/>
+      <w:r>
+        <w:rPr>
+          <w:rFonts w:asciiTheme="minorHAnsi" w:hAnsiTheme="minorHAnsi"/>
+        </w:rPr>
+        <w:t xml:space="preserve"> algoritma en hızlı çözüme ulaşmıştır</w:t>
+      </w:r>
+    </w:p>
+    <w:p>
+      <w:pPr>
+        <w:pStyle w:val="NormalWeb"/>
+        <w:numPr>
+          <w:ilvl w:val="0"/>
+          <w:numId w:val="7"/>
+        </w:numPr>
+        <w:rPr>
+          <w:rFonts w:asciiTheme="minorHAnsi" w:hAnsiTheme="minorHAnsi"/>
+        </w:rPr>
+      </w:pPr>
+      <w:proofErr w:type="spellStart"/>
+      <w:r>
+        <w:rPr>
+          <w:rFonts w:asciiTheme="minorHAnsi" w:hAnsiTheme="minorHAnsi"/>
+        </w:rPr>
+        <w:lastRenderedPageBreak/>
+        <w:t>Heuristik</w:t>
+      </w:r>
+      <w:proofErr w:type="spellEnd"/>
+      <w:r>
+        <w:rPr>
+          <w:rFonts w:asciiTheme="minorHAnsi" w:hAnsiTheme="minorHAnsi"/>
+        </w:rPr>
+        <w:t xml:space="preserve"> algoritma daha fazla işlem yapmasına rağmen </w:t>
+      </w:r>
+      <w:r>
+        <w:rPr>
+          <w:rStyle w:val="Gl"/>
+          <w:rFonts w:asciiTheme="minorHAnsi" w:eastAsiaTheme="majorEastAsia" w:hAnsiTheme="minorHAnsi"/>
+        </w:rPr>
+        <w:t>daha yüksek toplam mutluluk üretmiştir</w:t>
+      </w:r>
+    </w:p>
+    <w:p>
+      <w:pPr>
+        <w:pStyle w:val="NormalWeb"/>
+        <w:numPr>
+          <w:ilvl w:val="0"/>
+          <w:numId w:val="7"/>
+        </w:numPr>
+        <w:rPr>
+          <w:rFonts w:asciiTheme="minorHAnsi" w:hAnsiTheme="minorHAnsi"/>
+        </w:rPr>
+      </w:pPr>
+      <w:proofErr w:type="spellStart"/>
+      <w:r>
+        <w:rPr>
+          <w:rFonts w:asciiTheme="minorHAnsi" w:hAnsiTheme="minorHAnsi"/>
+        </w:rPr>
+        <w:t>Heuristik</w:t>
+      </w:r>
+      <w:proofErr w:type="spellEnd"/>
+      <w:r>
+        <w:rPr>
+          <w:rFonts w:asciiTheme="minorHAnsi" w:hAnsiTheme="minorHAnsi"/>
+        </w:rPr>
+        <w:t xml:space="preserve"> yöntemin özellikle düşük tercihlere yerleşen öğrenciler üzerinde belirgin iyileştirme sağladığı gözlemlenmiştir</w:t>
+      </w:r>
+    </w:p>
+    <w:p/>
+    <w:p>
+      <w:pPr>
+        <w:rPr>
+          <w:b/>
+        </w:rPr>
+      </w:pPr>
+      <w:r>
+        <w:rPr>
+          <w:b/>
+        </w:rPr>
+        <w:t>B. Yöntemlerin Güçlü ve Zayıf Yönleri</w:t>
+      </w:r>
+    </w:p>
+    <w:p>
+      <w:pPr>
+        <w:pStyle w:val="NormalWeb"/>
+        <w:rPr>
+          <w:rFonts w:asciiTheme="minorHAnsi" w:hAnsiTheme="minorHAnsi"/>
+        </w:rPr>
+      </w:pPr>
+      <w:proofErr w:type="spellStart"/>
+      <w:r>
+        <w:rPr>
+          <w:rStyle w:val="Gl"/>
+          <w:rFonts w:asciiTheme="minorHAnsi" w:eastAsiaTheme="majorEastAsia" w:hAnsiTheme="minorHAnsi"/>
+        </w:rPr>
+        <w:t>Greedy</w:t>
+      </w:r>
+      <w:proofErr w:type="spellEnd"/>
+      <w:r>
+        <w:rPr>
+          <w:rStyle w:val="Gl"/>
+          <w:rFonts w:asciiTheme="minorHAnsi" w:eastAsiaTheme="majorEastAsia" w:hAnsiTheme="minorHAnsi"/>
+        </w:rPr>
+        <w:t xml:space="preserve"> Yöntem</w:t>
+      </w:r>
+    </w:p>
+    <w:p>
+      <w:pPr>
+        <w:pStyle w:val="NormalWeb"/>
+        <w:numPr>
+          <w:ilvl w:val="0"/>
+          <w:numId w:val="8"/>
+        </w:numPr>
+        <w:rPr>
+          <w:rFonts w:asciiTheme="minorHAnsi" w:hAnsiTheme="minorHAnsi"/>
+        </w:rPr>
+      </w:pPr>
+      <w:r>
+        <w:rPr>
+          <w:rFonts w:asciiTheme="minorHAnsi" w:hAnsiTheme="minorHAnsi"/>
+        </w:rPr>
+        <w:t>Çok hızlı</w:t>
+      </w:r>
+    </w:p>
+    <w:p>
+      <w:pPr>
+        <w:pStyle w:val="NormalWeb"/>
+        <w:numPr>
+          <w:ilvl w:val="0"/>
+          <w:numId w:val="8"/>
+        </w:numPr>
+        <w:rPr>
+          <w:rFonts w:asciiTheme="minorHAnsi" w:hAnsiTheme="minorHAnsi"/>
+        </w:rPr>
+      </w:pPr>
+      <w:r>
+        <w:rPr>
+          <w:rFonts w:asciiTheme="minorHAnsi" w:hAnsiTheme="minorHAnsi"/>
+        </w:rPr>
+        <w:t xml:space="preserve">Basit ve </w:t>
+      </w:r>
+      <w:proofErr w:type="spellStart"/>
+      <w:r>
+        <w:rPr>
+          <w:rFonts w:asciiTheme="minorHAnsi" w:hAnsiTheme="minorHAnsi"/>
+        </w:rPr>
+        <w:t>deterministik</w:t>
+      </w:r>
+      <w:proofErr w:type="spellEnd"/>
+    </w:p>
+    <w:p>
+      <w:pPr>
+        <w:pStyle w:val="NormalWeb"/>
+        <w:numPr>
+          <w:ilvl w:val="0"/>
+          <w:numId w:val="8"/>
+        </w:numPr>
+        <w:rPr>
+          <w:rFonts w:asciiTheme="minorHAnsi" w:hAnsiTheme="minorHAnsi"/>
+        </w:rPr>
+      </w:pPr>
+      <w:r>
+        <w:rPr>
+          <w:rFonts w:asciiTheme="minorHAnsi" w:hAnsiTheme="minorHAnsi"/>
+        </w:rPr>
+        <w:t xml:space="preserve">Yerel </w:t>
+      </w:r>
+      <w:proofErr w:type="gramStart"/>
+      <w:r>
+        <w:rPr>
+          <w:rFonts w:asciiTheme="minorHAnsi" w:hAnsiTheme="minorHAnsi"/>
+        </w:rPr>
+        <w:t>optimuma</w:t>
+      </w:r>
+      <w:proofErr w:type="gramEnd"/>
+      <w:r>
+        <w:rPr>
+          <w:rFonts w:asciiTheme="minorHAnsi" w:hAnsiTheme="minorHAnsi"/>
+        </w:rPr>
+        <w:t xml:space="preserve"> sıkışır</w:t>
+      </w:r>
+    </w:p>
+    <w:p>
+      <w:pPr>
+        <w:pStyle w:val="NormalWeb"/>
+        <w:numPr>
+          <w:ilvl w:val="0"/>
+          <w:numId w:val="8"/>
+        </w:numPr>
+        <w:rPr>
+          <w:rFonts w:asciiTheme="minorHAnsi" w:hAnsiTheme="minorHAnsi"/>
+        </w:rPr>
+      </w:pPr>
+      <w:r>
+        <w:rPr>
+          <w:rFonts w:asciiTheme="minorHAnsi" w:hAnsiTheme="minorHAnsi"/>
+        </w:rPr>
+        <w:t>Toplam memnuniyet düşük kalabilir</w:t>
+      </w:r>
+    </w:p>
+    <w:p>
+      <w:pPr>
+        <w:pStyle w:val="NormalWeb"/>
+        <w:rPr>
+          <w:rFonts w:asciiTheme="minorHAnsi" w:hAnsiTheme="minorHAnsi"/>
+        </w:rPr>
+      </w:pPr>
+      <w:proofErr w:type="spellStart"/>
+      <w:r>
+        <w:rPr>
+          <w:rStyle w:val="Gl"/>
+          <w:rFonts w:asciiTheme="minorHAnsi" w:eastAsiaTheme="majorEastAsia" w:hAnsiTheme="minorHAnsi"/>
+        </w:rPr>
+        <w:t>Heuristik</w:t>
+      </w:r>
+      <w:proofErr w:type="spellEnd"/>
+      <w:r>
+        <w:rPr>
+          <w:rStyle w:val="Gl"/>
+          <w:rFonts w:asciiTheme="minorHAnsi" w:eastAsiaTheme="majorEastAsia" w:hAnsiTheme="minorHAnsi"/>
+        </w:rPr>
+        <w:t xml:space="preserve"> Yöntem</w:t>
+      </w:r>
+    </w:p>
+    <w:p>
+      <w:pPr>
+        <w:pStyle w:val="NormalWeb"/>
+        <w:numPr>
+          <w:ilvl w:val="0"/>
+          <w:numId w:val="9"/>
+        </w:numPr>
+        <w:rPr>
+          <w:rFonts w:asciiTheme="minorHAnsi" w:hAnsiTheme="minorHAnsi"/>
+        </w:rPr>
+      </w:pPr>
+      <w:r>
+        <w:rPr>
+          <w:rFonts w:asciiTheme="minorHAnsi" w:hAnsiTheme="minorHAnsi"/>
+        </w:rPr>
+        <w:t>Daha yüksek çözüm kalitesi</w:t>
+      </w:r>
+    </w:p>
+    <w:p>
+      <w:pPr>
+        <w:pStyle w:val="NormalWeb"/>
+        <w:numPr>
+          <w:ilvl w:val="0"/>
+          <w:numId w:val="9"/>
+        </w:numPr>
+        <w:rPr>
+          <w:rFonts w:asciiTheme="minorHAnsi" w:hAnsiTheme="minorHAnsi"/>
+        </w:rPr>
+      </w:pPr>
+      <w:r>
+        <w:rPr>
+          <w:rFonts w:asciiTheme="minorHAnsi" w:hAnsiTheme="minorHAnsi"/>
+        </w:rPr>
+        <w:t>Esnek ve iyileştirilebilir</w:t>
+      </w:r>
+    </w:p>
+    <w:p>
+      <w:pPr>
+        <w:pStyle w:val="NormalWeb"/>
+        <w:numPr>
+          <w:ilvl w:val="0"/>
+          <w:numId w:val="9"/>
+        </w:numPr>
+        <w:rPr>
+          <w:rFonts w:asciiTheme="minorHAnsi" w:hAnsiTheme="minorHAnsi"/>
+        </w:rPr>
+      </w:pPr>
+      <w:r>
+        <w:rPr>
+          <w:rFonts w:asciiTheme="minorHAnsi" w:hAnsiTheme="minorHAnsi"/>
+        </w:rPr>
+        <w:t>Daha fazla zaman ve işlem gerektirir</w:t>
+      </w:r>
+    </w:p>
+    <w:p>
+      <w:pPr>
+        <w:pStyle w:val="NormalWeb"/>
+        <w:numPr>
+          <w:ilvl w:val="0"/>
+          <w:numId w:val="9"/>
+        </w:numPr>
+        <w:rPr>
+          <w:rFonts w:asciiTheme="minorHAnsi" w:hAnsiTheme="minorHAnsi"/>
+        </w:rPr>
+      </w:pPr>
+      <w:proofErr w:type="spellStart"/>
+      <w:r>
+        <w:rPr>
+          <w:rFonts w:asciiTheme="minorHAnsi" w:hAnsiTheme="minorHAnsi"/>
+        </w:rPr>
+        <w:t>Rastgelelik</w:t>
+      </w:r>
+      <w:proofErr w:type="spellEnd"/>
+      <w:r>
+        <w:rPr>
+          <w:rFonts w:asciiTheme="minorHAnsi" w:hAnsiTheme="minorHAnsi"/>
+        </w:rPr>
+        <w:t xml:space="preserve"> nedeniyle her çalıştırmada farklı sonuçlar verebilir</w:t>
+      </w:r>
+    </w:p>
+    <w:p>
+      <w:r>
+        <w:pict w14:anchorId="29308D72">
+          <v:rect id="_x0000_i1037" style="width:0;height:1.5pt" o:hralign="center" o:hrstd="t" o:hr="t" fillcolor="#a0a0a0" stroked="f"/>
+        </w:pict>
+      </w:r>
+    </w:p>
+    <w:p>
+      <w:pPr>
+        <w:rPr>
+          <w:b/>
+        </w:rPr>
+      </w:pPr>
+      <w:r>
+        <w:rPr>
+          <w:b/>
+        </w:rPr>
+        <w:t>C. Genel Değerlendirme</w:t>
+      </w:r>
+    </w:p>
+    <w:p>
+      <w:pPr>
+        <w:pStyle w:val="NormalWeb"/>
+        <w:rPr>
+          <w:rFonts w:asciiTheme="minorHAnsi" w:hAnsiTheme="minorHAnsi"/>
+        </w:rPr>
+      </w:pPr>
+      <w:r>
+        <w:rPr>
+          <w:rFonts w:asciiTheme="minorHAnsi" w:hAnsiTheme="minorHAnsi"/>
+        </w:rPr>
+        <w:t xml:space="preserve">Sonuç olarak, </w:t>
+      </w:r>
+      <w:proofErr w:type="spellStart"/>
+      <w:r>
+        <w:rPr>
+          <w:rFonts w:asciiTheme="minorHAnsi" w:hAnsiTheme="minorHAnsi"/>
+        </w:rPr>
+        <w:t>greedy</w:t>
+      </w:r>
+      <w:proofErr w:type="spellEnd"/>
+      <w:r>
+        <w:rPr>
+          <w:rFonts w:asciiTheme="minorHAnsi" w:hAnsiTheme="minorHAnsi"/>
+        </w:rPr>
+        <w:t xml:space="preserve"> algoritma hızlı bir başlangıç çözümü üretmek için uygunken, </w:t>
+      </w:r>
+      <w:proofErr w:type="spellStart"/>
+      <w:r>
+        <w:rPr>
+          <w:rStyle w:val="Gl"/>
+          <w:rFonts w:asciiTheme="minorHAnsi" w:eastAsiaTheme="majorEastAsia" w:hAnsiTheme="minorHAnsi"/>
+        </w:rPr>
+        <w:t>heuristik</w:t>
+      </w:r>
+      <w:proofErr w:type="spellEnd"/>
+      <w:r>
+        <w:rPr>
+          <w:rStyle w:val="Gl"/>
+          <w:rFonts w:asciiTheme="minorHAnsi" w:eastAsiaTheme="majorEastAsia" w:hAnsiTheme="minorHAnsi"/>
+        </w:rPr>
+        <w:t xml:space="preserve"> yaklaşım sistemin genel memnuniyetini artırmak için etkili bir iyileştirme mekanizması sunmaktadır</w:t>
+      </w:r>
+      <w:r>
+        <w:rPr>
+          <w:rFonts w:asciiTheme="minorHAnsi" w:hAnsiTheme="minorHAnsi"/>
+        </w:rPr>
+        <w:t xml:space="preserve">. Özellikle büyük ölçekli ve tercih yoğunluğu yüksek problemlerde, </w:t>
+      </w:r>
+      <w:proofErr w:type="spellStart"/>
+      <w:r>
+        <w:rPr>
+          <w:rFonts w:asciiTheme="minorHAnsi" w:hAnsiTheme="minorHAnsi"/>
+        </w:rPr>
+        <w:t>greedy</w:t>
+      </w:r>
+      <w:proofErr w:type="spellEnd"/>
+      <w:r>
+        <w:rPr>
+          <w:rFonts w:asciiTheme="minorHAnsi" w:hAnsiTheme="minorHAnsi"/>
+        </w:rPr>
+        <w:t xml:space="preserve"> + </w:t>
+      </w:r>
+      <w:proofErr w:type="spellStart"/>
+      <w:r>
+        <w:rPr>
+          <w:rFonts w:asciiTheme="minorHAnsi" w:hAnsiTheme="minorHAnsi"/>
+        </w:rPr>
+        <w:t>heuristik</w:t>
+      </w:r>
+      <w:proofErr w:type="spellEnd"/>
+      <w:r>
+        <w:rPr>
+          <w:rFonts w:asciiTheme="minorHAnsi" w:hAnsiTheme="minorHAnsi"/>
+        </w:rPr>
+        <w:t xml:space="preserve"> </w:t>
+      </w:r>
+      <w:proofErr w:type="spellStart"/>
+      <w:r>
+        <w:rPr>
+          <w:rFonts w:asciiTheme="minorHAnsi" w:hAnsiTheme="minorHAnsi"/>
+        </w:rPr>
+        <w:t>hibrit</w:t>
+      </w:r>
+      <w:proofErr w:type="spellEnd"/>
+      <w:r>
+        <w:rPr>
+          <w:rFonts w:asciiTheme="minorHAnsi" w:hAnsiTheme="minorHAnsi"/>
+        </w:rPr>
+        <w:t xml:space="preserve"> yaklaşımın daha dengeli sonuçlar ürettiği görülmüştür.</w:t>
+      </w:r>
+    </w:p>
+    <w:p>
+      <w:pPr>
+        <w:pStyle w:val="NormalWeb"/>
+        <w:rPr>
+          <w:rFonts w:asciiTheme="minorHAnsi" w:hAnsiTheme="minorHAnsi"/>
+        </w:rPr>
+      </w:pPr>
     </w:p>
     <w:p/>
     <w:sectPr>
@@ -470,7 +2442,7 @@
 </file>
 
 <file path=word/numbering.xml><?xml version="1.0" encoding="utf-8"?>
-<w:numbering xmlns:wpc="http://schemas.microsoft.com/office/word/2010/wordprocessingCanvas" xmlns:cx="http://schemas.microsoft.com/office/drawing/2014/chartex" xmlns:cx1="http://schemas.microsoft.com/office/drawing/2015/9/8/chartex" xmlns:cx2="http://schemas.microsoft.com/office/drawing/2015/10/21/chartex" xmlns:cx3="http://schemas.microsoft.com/office/drawing/2016/5/9/chartex" xmlns:cx4="http://schemas.microsoft.com/office/drawing/2016/5/10/chartex" xmlns:cx5="http://schemas.microsoft.com/office/drawing/2016/5/11/chartex" xmlns:cx6="http://schemas.microsoft.com/office/drawing/2016/5/12/chartex" xmlns:cx7="http://schemas.microsoft.com/office/drawing/2016/5/13/chartex" xmlns:cx8="http://schemas.microsoft.com/office/drawing/2016/5/14/chartex" xmlns:mc="http://schemas.openxmlformats.org/markup-compatibility/2006" xmlns:aink="http://schemas.microsoft.com/office/drawing/2016/ink" xmlns:am3d="http://schemas.microsoft.com/office/drawing/2017/model3d" xmlns:o="urn:schemas-microsoft-com:office:office" xmlns:oel="http://schemas.microsoft.com/office/2019/extlst" xmlns:r="http://schemas.openxmlformats.org/officeDocument/2006/relationships" xmlns:m="http://schemas.openxmlformats.org/officeDocument/2006/math" xmlns:v="urn:schemas-microsoft-com:vml" xmlns:wp14="http://schemas.microsoft.com/office/word/2010/wordprocessingDrawing" xmlns:wp="http://schemas.openxmlformats.org/drawingml/2006/wordprocessingDrawing" xmlns:w10="urn:schemas-microsoft-com:office:word" xmlns:w="http://schemas.openxmlformats.org/wordprocessingml/2006/main" xmlns:w14="http://schemas.microsoft.com/office/word/2010/wordml" xmlns:w15="http://schemas.microsoft.com/office/word/2012/wordml" xmlns:w16cex="http://schemas.microsoft.com/office/word/2018/wordml/cex" xmlns:w16cid="http://schemas.microsoft.com/office/word/2016/wordml/cid" xmlns:w16="http://schemas.microsoft.com/office/word/2018/wordml" xmlns:w16du="http://schemas.microsoft.com/office/word/2023/wordml/word16du" xmlns:w16sdtdh="http://schemas.microsoft.com/office/word/2020/wordml/sdtdatahash" xmlns:w16sdtfl="http://schemas.microsoft.com/office/word/2024/wordml/sdtformatlock" xmlns:w16se="http://schemas.microsoft.com/office/word/2015/wordml/symex" xmlns:wpg="http://schemas.microsoft.com/office/word/2010/wordprocessingGroup" xmlns:wpi="http://schemas.microsoft.com/office/word/2010/wordprocessingInk" xmlns:wne="http://schemas.microsoft.com/office/word/2006/wordml" xmlns:wps="http://schemas.microsoft.com/office/word/2010/wordprocessingShape" mc:Ignorable="w14 w15 w16se w16cid w16 w16cex w16sdtdh w16sdtfl w16du wp14">
+<w:numbering xmlns:wpc="http://schemas.microsoft.com/office/word/2010/wordprocessingCanvas" xmlns:cx="http://schemas.microsoft.com/office/drawing/2014/chartex" xmlns:cx1="http://schemas.microsoft.com/office/drawing/2015/9/8/chartex" xmlns:mc="http://schemas.openxmlformats.org/markup-compatibility/2006" xmlns:o="urn:schemas-microsoft-com:office:office" xmlns:r="http://schemas.openxmlformats.org/officeDocument/2006/relationships" xmlns:m="http://schemas.openxmlformats.org/officeDocument/2006/math" xmlns:v="urn:schemas-microsoft-com:vml" xmlns:wp14="http://schemas.microsoft.com/office/word/2010/wordprocessingDrawing" xmlns:wp="http://schemas.openxmlformats.org/drawingml/2006/wordprocessingDrawing" xmlns:w10="urn:schemas-microsoft-com:office:word" xmlns:w="http://schemas.openxmlformats.org/wordprocessingml/2006/main" xmlns:w14="http://schemas.microsoft.com/office/word/2010/wordml" xmlns:w15="http://schemas.microsoft.com/office/word/2012/wordml" xmlns:w16se="http://schemas.microsoft.com/office/word/2015/wordml/symex" xmlns:wpg="http://schemas.microsoft.com/office/word/2010/wordprocessingGroup" xmlns:wpi="http://schemas.microsoft.com/office/word/2010/wordprocessingInk" xmlns:wne="http://schemas.microsoft.com/office/word/2006/wordml" xmlns:wps="http://schemas.microsoft.com/office/word/2010/wordprocessingShape" mc:Ignorable="w14 w15 w16se wp14">
   <w:abstractNum w:abstractNumId="0" w15:restartNumberingAfterBreak="0">
     <w:nsid w:val="02CF6035"/>
     <w:multiLevelType w:val="multilevel"/>
@@ -733,17 +2705,1049 @@
       </w:rPr>
     </w:lvl>
   </w:abstractNum>
-  <w:num w:numId="1" w16cid:durableId="2139490047">
+  <w:abstractNum w:abstractNumId="2" w15:restartNumberingAfterBreak="0">
+    <w:nsid w:val="362601A5"/>
+    <w:multiLevelType w:val="multilevel"/>
+    <w:tmpl w:val="7E7CBC1A"/>
+    <w:lvl w:ilvl="0">
+      <w:start w:val="1"/>
+      <w:numFmt w:val="bullet"/>
+      <w:lvlText w:val=""/>
+      <w:lvlJc w:val="left"/>
+      <w:pPr>
+        <w:tabs>
+          <w:tab w:val="num" w:pos="720"/>
+        </w:tabs>
+        <w:ind w:left="720" w:hanging="360"/>
+      </w:pPr>
+      <w:rPr>
+        <w:rFonts w:ascii="Symbol" w:hAnsi="Symbol" w:hint="default"/>
+        <w:sz w:val="20"/>
+      </w:rPr>
+    </w:lvl>
+    <w:lvl w:ilvl="1" w:tentative="1">
+      <w:start w:val="1"/>
+      <w:numFmt w:val="bullet"/>
+      <w:lvlText w:val="o"/>
+      <w:lvlJc w:val="left"/>
+      <w:pPr>
+        <w:tabs>
+          <w:tab w:val="num" w:pos="1440"/>
+        </w:tabs>
+        <w:ind w:left="1440" w:hanging="360"/>
+      </w:pPr>
+      <w:rPr>
+        <w:rFonts w:ascii="Courier New" w:hAnsi="Courier New" w:hint="default"/>
+        <w:sz w:val="20"/>
+      </w:rPr>
+    </w:lvl>
+    <w:lvl w:ilvl="2" w:tentative="1">
+      <w:start w:val="1"/>
+      <w:numFmt w:val="bullet"/>
+      <w:lvlText w:val=""/>
+      <w:lvlJc w:val="left"/>
+      <w:pPr>
+        <w:tabs>
+          <w:tab w:val="num" w:pos="2160"/>
+        </w:tabs>
+        <w:ind w:left="2160" w:hanging="360"/>
+      </w:pPr>
+      <w:rPr>
+        <w:rFonts w:ascii="Wingdings" w:hAnsi="Wingdings" w:hint="default"/>
+        <w:sz w:val="20"/>
+      </w:rPr>
+    </w:lvl>
+    <w:lvl w:ilvl="3" w:tentative="1">
+      <w:start w:val="1"/>
+      <w:numFmt w:val="bullet"/>
+      <w:lvlText w:val=""/>
+      <w:lvlJc w:val="left"/>
+      <w:pPr>
+        <w:tabs>
+          <w:tab w:val="num" w:pos="2880"/>
+        </w:tabs>
+        <w:ind w:left="2880" w:hanging="360"/>
+      </w:pPr>
+      <w:rPr>
+        <w:rFonts w:ascii="Wingdings" w:hAnsi="Wingdings" w:hint="default"/>
+        <w:sz w:val="20"/>
+      </w:rPr>
+    </w:lvl>
+    <w:lvl w:ilvl="4" w:tentative="1">
+      <w:start w:val="1"/>
+      <w:numFmt w:val="bullet"/>
+      <w:lvlText w:val=""/>
+      <w:lvlJc w:val="left"/>
+      <w:pPr>
+        <w:tabs>
+          <w:tab w:val="num" w:pos="3600"/>
+        </w:tabs>
+        <w:ind w:left="3600" w:hanging="360"/>
+      </w:pPr>
+      <w:rPr>
+        <w:rFonts w:ascii="Wingdings" w:hAnsi="Wingdings" w:hint="default"/>
+        <w:sz w:val="20"/>
+      </w:rPr>
+    </w:lvl>
+    <w:lvl w:ilvl="5" w:tentative="1">
+      <w:start w:val="1"/>
+      <w:numFmt w:val="bullet"/>
+      <w:lvlText w:val=""/>
+      <w:lvlJc w:val="left"/>
+      <w:pPr>
+        <w:tabs>
+          <w:tab w:val="num" w:pos="4320"/>
+        </w:tabs>
+        <w:ind w:left="4320" w:hanging="360"/>
+      </w:pPr>
+      <w:rPr>
+        <w:rFonts w:ascii="Wingdings" w:hAnsi="Wingdings" w:hint="default"/>
+        <w:sz w:val="20"/>
+      </w:rPr>
+    </w:lvl>
+    <w:lvl w:ilvl="6" w:tentative="1">
+      <w:start w:val="1"/>
+      <w:numFmt w:val="bullet"/>
+      <w:lvlText w:val=""/>
+      <w:lvlJc w:val="left"/>
+      <w:pPr>
+        <w:tabs>
+          <w:tab w:val="num" w:pos="5040"/>
+        </w:tabs>
+        <w:ind w:left="5040" w:hanging="360"/>
+      </w:pPr>
+      <w:rPr>
+        <w:rFonts w:ascii="Wingdings" w:hAnsi="Wingdings" w:hint="default"/>
+        <w:sz w:val="20"/>
+      </w:rPr>
+    </w:lvl>
+    <w:lvl w:ilvl="7" w:tentative="1">
+      <w:start w:val="1"/>
+      <w:numFmt w:val="bullet"/>
+      <w:lvlText w:val=""/>
+      <w:lvlJc w:val="left"/>
+      <w:pPr>
+        <w:tabs>
+          <w:tab w:val="num" w:pos="5760"/>
+        </w:tabs>
+        <w:ind w:left="5760" w:hanging="360"/>
+      </w:pPr>
+      <w:rPr>
+        <w:rFonts w:ascii="Wingdings" w:hAnsi="Wingdings" w:hint="default"/>
+        <w:sz w:val="20"/>
+      </w:rPr>
+    </w:lvl>
+    <w:lvl w:ilvl="8" w:tentative="1">
+      <w:start w:val="1"/>
+      <w:numFmt w:val="bullet"/>
+      <w:lvlText w:val=""/>
+      <w:lvlJc w:val="left"/>
+      <w:pPr>
+        <w:tabs>
+          <w:tab w:val="num" w:pos="6480"/>
+        </w:tabs>
+        <w:ind w:left="6480" w:hanging="360"/>
+      </w:pPr>
+      <w:rPr>
+        <w:rFonts w:ascii="Wingdings" w:hAnsi="Wingdings" w:hint="default"/>
+        <w:sz w:val="20"/>
+      </w:rPr>
+    </w:lvl>
+  </w:abstractNum>
+  <w:abstractNum w:abstractNumId="3" w15:restartNumberingAfterBreak="0">
+    <w:nsid w:val="5A5960E0"/>
+    <w:multiLevelType w:val="multilevel"/>
+    <w:tmpl w:val="5DBEC09A"/>
+    <w:lvl w:ilvl="0">
+      <w:start w:val="1"/>
+      <w:numFmt w:val="bullet"/>
+      <w:lvlText w:val=""/>
+      <w:lvlJc w:val="left"/>
+      <w:pPr>
+        <w:tabs>
+          <w:tab w:val="num" w:pos="720"/>
+        </w:tabs>
+        <w:ind w:left="720" w:hanging="360"/>
+      </w:pPr>
+      <w:rPr>
+        <w:rFonts w:ascii="Symbol" w:hAnsi="Symbol" w:hint="default"/>
+        <w:sz w:val="20"/>
+      </w:rPr>
+    </w:lvl>
+    <w:lvl w:ilvl="1" w:tentative="1">
+      <w:start w:val="1"/>
+      <w:numFmt w:val="bullet"/>
+      <w:lvlText w:val="o"/>
+      <w:lvlJc w:val="left"/>
+      <w:pPr>
+        <w:tabs>
+          <w:tab w:val="num" w:pos="1440"/>
+        </w:tabs>
+        <w:ind w:left="1440" w:hanging="360"/>
+      </w:pPr>
+      <w:rPr>
+        <w:rFonts w:ascii="Courier New" w:hAnsi="Courier New" w:hint="default"/>
+        <w:sz w:val="20"/>
+      </w:rPr>
+    </w:lvl>
+    <w:lvl w:ilvl="2" w:tentative="1">
+      <w:start w:val="1"/>
+      <w:numFmt w:val="bullet"/>
+      <w:lvlText w:val=""/>
+      <w:lvlJc w:val="left"/>
+      <w:pPr>
+        <w:tabs>
+          <w:tab w:val="num" w:pos="2160"/>
+        </w:tabs>
+        <w:ind w:left="2160" w:hanging="360"/>
+      </w:pPr>
+      <w:rPr>
+        <w:rFonts w:ascii="Wingdings" w:hAnsi="Wingdings" w:hint="default"/>
+        <w:sz w:val="20"/>
+      </w:rPr>
+    </w:lvl>
+    <w:lvl w:ilvl="3" w:tentative="1">
+      <w:start w:val="1"/>
+      <w:numFmt w:val="bullet"/>
+      <w:lvlText w:val=""/>
+      <w:lvlJc w:val="left"/>
+      <w:pPr>
+        <w:tabs>
+          <w:tab w:val="num" w:pos="2880"/>
+        </w:tabs>
+        <w:ind w:left="2880" w:hanging="360"/>
+      </w:pPr>
+      <w:rPr>
+        <w:rFonts w:ascii="Wingdings" w:hAnsi="Wingdings" w:hint="default"/>
+        <w:sz w:val="20"/>
+      </w:rPr>
+    </w:lvl>
+    <w:lvl w:ilvl="4" w:tentative="1">
+      <w:start w:val="1"/>
+      <w:numFmt w:val="bullet"/>
+      <w:lvlText w:val=""/>
+      <w:lvlJc w:val="left"/>
+      <w:pPr>
+        <w:tabs>
+          <w:tab w:val="num" w:pos="3600"/>
+        </w:tabs>
+        <w:ind w:left="3600" w:hanging="360"/>
+      </w:pPr>
+      <w:rPr>
+        <w:rFonts w:ascii="Wingdings" w:hAnsi="Wingdings" w:hint="default"/>
+        <w:sz w:val="20"/>
+      </w:rPr>
+    </w:lvl>
+    <w:lvl w:ilvl="5" w:tentative="1">
+      <w:start w:val="1"/>
+      <w:numFmt w:val="bullet"/>
+      <w:lvlText w:val=""/>
+      <w:lvlJc w:val="left"/>
+      <w:pPr>
+        <w:tabs>
+          <w:tab w:val="num" w:pos="4320"/>
+        </w:tabs>
+        <w:ind w:left="4320" w:hanging="360"/>
+      </w:pPr>
+      <w:rPr>
+        <w:rFonts w:ascii="Wingdings" w:hAnsi="Wingdings" w:hint="default"/>
+        <w:sz w:val="20"/>
+      </w:rPr>
+    </w:lvl>
+    <w:lvl w:ilvl="6" w:tentative="1">
+      <w:start w:val="1"/>
+      <w:numFmt w:val="bullet"/>
+      <w:lvlText w:val=""/>
+      <w:lvlJc w:val="left"/>
+      <w:pPr>
+        <w:tabs>
+          <w:tab w:val="num" w:pos="5040"/>
+        </w:tabs>
+        <w:ind w:left="5040" w:hanging="360"/>
+      </w:pPr>
+      <w:rPr>
+        <w:rFonts w:ascii="Wingdings" w:hAnsi="Wingdings" w:hint="default"/>
+        <w:sz w:val="20"/>
+      </w:rPr>
+    </w:lvl>
+    <w:lvl w:ilvl="7" w:tentative="1">
+      <w:start w:val="1"/>
+      <w:numFmt w:val="bullet"/>
+      <w:lvlText w:val=""/>
+      <w:lvlJc w:val="left"/>
+      <w:pPr>
+        <w:tabs>
+          <w:tab w:val="num" w:pos="5760"/>
+        </w:tabs>
+        <w:ind w:left="5760" w:hanging="360"/>
+      </w:pPr>
+      <w:rPr>
+        <w:rFonts w:ascii="Wingdings" w:hAnsi="Wingdings" w:hint="default"/>
+        <w:sz w:val="20"/>
+      </w:rPr>
+    </w:lvl>
+    <w:lvl w:ilvl="8" w:tentative="1">
+      <w:start w:val="1"/>
+      <w:numFmt w:val="bullet"/>
+      <w:lvlText w:val=""/>
+      <w:lvlJc w:val="left"/>
+      <w:pPr>
+        <w:tabs>
+          <w:tab w:val="num" w:pos="6480"/>
+        </w:tabs>
+        <w:ind w:left="6480" w:hanging="360"/>
+      </w:pPr>
+      <w:rPr>
+        <w:rFonts w:ascii="Wingdings" w:hAnsi="Wingdings" w:hint="default"/>
+        <w:sz w:val="20"/>
+      </w:rPr>
+    </w:lvl>
+  </w:abstractNum>
+  <w:abstractNum w:abstractNumId="4" w15:restartNumberingAfterBreak="0">
+    <w:nsid w:val="608D5A06"/>
+    <w:multiLevelType w:val="multilevel"/>
+    <w:tmpl w:val="DC56693E"/>
+    <w:lvl w:ilvl="0">
+      <w:start w:val="1"/>
+      <w:numFmt w:val="bullet"/>
+      <w:lvlText w:val=""/>
+      <w:lvlJc w:val="left"/>
+      <w:pPr>
+        <w:tabs>
+          <w:tab w:val="num" w:pos="720"/>
+        </w:tabs>
+        <w:ind w:left="720" w:hanging="360"/>
+      </w:pPr>
+      <w:rPr>
+        <w:rFonts w:ascii="Symbol" w:hAnsi="Symbol" w:hint="default"/>
+        <w:sz w:val="20"/>
+      </w:rPr>
+    </w:lvl>
+    <w:lvl w:ilvl="1" w:tentative="1">
+      <w:start w:val="1"/>
+      <w:numFmt w:val="bullet"/>
+      <w:lvlText w:val="o"/>
+      <w:lvlJc w:val="left"/>
+      <w:pPr>
+        <w:tabs>
+          <w:tab w:val="num" w:pos="1440"/>
+        </w:tabs>
+        <w:ind w:left="1440" w:hanging="360"/>
+      </w:pPr>
+      <w:rPr>
+        <w:rFonts w:ascii="Courier New" w:hAnsi="Courier New" w:hint="default"/>
+        <w:sz w:val="20"/>
+      </w:rPr>
+    </w:lvl>
+    <w:lvl w:ilvl="2" w:tentative="1">
+      <w:start w:val="1"/>
+      <w:numFmt w:val="bullet"/>
+      <w:lvlText w:val=""/>
+      <w:lvlJc w:val="left"/>
+      <w:pPr>
+        <w:tabs>
+          <w:tab w:val="num" w:pos="2160"/>
+        </w:tabs>
+        <w:ind w:left="2160" w:hanging="360"/>
+      </w:pPr>
+      <w:rPr>
+        <w:rFonts w:ascii="Wingdings" w:hAnsi="Wingdings" w:hint="default"/>
+        <w:sz w:val="20"/>
+      </w:rPr>
+    </w:lvl>
+    <w:lvl w:ilvl="3" w:tentative="1">
+      <w:start w:val="1"/>
+      <w:numFmt w:val="bullet"/>
+      <w:lvlText w:val=""/>
+      <w:lvlJc w:val="left"/>
+      <w:pPr>
+        <w:tabs>
+          <w:tab w:val="num" w:pos="2880"/>
+        </w:tabs>
+        <w:ind w:left="2880" w:hanging="360"/>
+      </w:pPr>
+      <w:rPr>
+        <w:rFonts w:ascii="Wingdings" w:hAnsi="Wingdings" w:hint="default"/>
+        <w:sz w:val="20"/>
+      </w:rPr>
+    </w:lvl>
+    <w:lvl w:ilvl="4" w:tentative="1">
+      <w:start w:val="1"/>
+      <w:numFmt w:val="bullet"/>
+      <w:lvlText w:val=""/>
+      <w:lvlJc w:val="left"/>
+      <w:pPr>
+        <w:tabs>
+          <w:tab w:val="num" w:pos="3600"/>
+        </w:tabs>
+        <w:ind w:left="3600" w:hanging="360"/>
+      </w:pPr>
+      <w:rPr>
+        <w:rFonts w:ascii="Wingdings" w:hAnsi="Wingdings" w:hint="default"/>
+        <w:sz w:val="20"/>
+      </w:rPr>
+    </w:lvl>
+    <w:lvl w:ilvl="5" w:tentative="1">
+      <w:start w:val="1"/>
+      <w:numFmt w:val="bullet"/>
+      <w:lvlText w:val=""/>
+      <w:lvlJc w:val="left"/>
+      <w:pPr>
+        <w:tabs>
+          <w:tab w:val="num" w:pos="4320"/>
+        </w:tabs>
+        <w:ind w:left="4320" w:hanging="360"/>
+      </w:pPr>
+      <w:rPr>
+        <w:rFonts w:ascii="Wingdings" w:hAnsi="Wingdings" w:hint="default"/>
+        <w:sz w:val="20"/>
+      </w:rPr>
+    </w:lvl>
+    <w:lvl w:ilvl="6" w:tentative="1">
+      <w:start w:val="1"/>
+      <w:numFmt w:val="bullet"/>
+      <w:lvlText w:val=""/>
+      <w:lvlJc w:val="left"/>
+      <w:pPr>
+        <w:tabs>
+          <w:tab w:val="num" w:pos="5040"/>
+        </w:tabs>
+        <w:ind w:left="5040" w:hanging="360"/>
+      </w:pPr>
+      <w:rPr>
+        <w:rFonts w:ascii="Wingdings" w:hAnsi="Wingdings" w:hint="default"/>
+        <w:sz w:val="20"/>
+      </w:rPr>
+    </w:lvl>
+    <w:lvl w:ilvl="7" w:tentative="1">
+      <w:start w:val="1"/>
+      <w:numFmt w:val="bullet"/>
+      <w:lvlText w:val=""/>
+      <w:lvlJc w:val="left"/>
+      <w:pPr>
+        <w:tabs>
+          <w:tab w:val="num" w:pos="5760"/>
+        </w:tabs>
+        <w:ind w:left="5760" w:hanging="360"/>
+      </w:pPr>
+      <w:rPr>
+        <w:rFonts w:ascii="Wingdings" w:hAnsi="Wingdings" w:hint="default"/>
+        <w:sz w:val="20"/>
+      </w:rPr>
+    </w:lvl>
+    <w:lvl w:ilvl="8" w:tentative="1">
+      <w:start w:val="1"/>
+      <w:numFmt w:val="bullet"/>
+      <w:lvlText w:val=""/>
+      <w:lvlJc w:val="left"/>
+      <w:pPr>
+        <w:tabs>
+          <w:tab w:val="num" w:pos="6480"/>
+        </w:tabs>
+        <w:ind w:left="6480" w:hanging="360"/>
+      </w:pPr>
+      <w:rPr>
+        <w:rFonts w:ascii="Wingdings" w:hAnsi="Wingdings" w:hint="default"/>
+        <w:sz w:val="20"/>
+      </w:rPr>
+    </w:lvl>
+  </w:abstractNum>
+  <w:abstractNum w:abstractNumId="5" w15:restartNumberingAfterBreak="0">
+    <w:nsid w:val="67D76423"/>
+    <w:multiLevelType w:val="multilevel"/>
+    <w:tmpl w:val="C4B8717A"/>
+    <w:lvl w:ilvl="0">
+      <w:start w:val="1"/>
+      <w:numFmt w:val="bullet"/>
+      <w:lvlText w:val=""/>
+      <w:lvlJc w:val="left"/>
+      <w:pPr>
+        <w:tabs>
+          <w:tab w:val="num" w:pos="720"/>
+        </w:tabs>
+        <w:ind w:left="720" w:hanging="360"/>
+      </w:pPr>
+      <w:rPr>
+        <w:rFonts w:ascii="Symbol" w:hAnsi="Symbol" w:hint="default"/>
+        <w:sz w:val="20"/>
+      </w:rPr>
+    </w:lvl>
+    <w:lvl w:ilvl="1" w:tentative="1">
+      <w:start w:val="1"/>
+      <w:numFmt w:val="bullet"/>
+      <w:lvlText w:val="o"/>
+      <w:lvlJc w:val="left"/>
+      <w:pPr>
+        <w:tabs>
+          <w:tab w:val="num" w:pos="1440"/>
+        </w:tabs>
+        <w:ind w:left="1440" w:hanging="360"/>
+      </w:pPr>
+      <w:rPr>
+        <w:rFonts w:ascii="Courier New" w:hAnsi="Courier New" w:hint="default"/>
+        <w:sz w:val="20"/>
+      </w:rPr>
+    </w:lvl>
+    <w:lvl w:ilvl="2" w:tentative="1">
+      <w:start w:val="1"/>
+      <w:numFmt w:val="bullet"/>
+      <w:lvlText w:val=""/>
+      <w:lvlJc w:val="left"/>
+      <w:pPr>
+        <w:tabs>
+          <w:tab w:val="num" w:pos="2160"/>
+        </w:tabs>
+        <w:ind w:left="2160" w:hanging="360"/>
+      </w:pPr>
+      <w:rPr>
+        <w:rFonts w:ascii="Wingdings" w:hAnsi="Wingdings" w:hint="default"/>
+        <w:sz w:val="20"/>
+      </w:rPr>
+    </w:lvl>
+    <w:lvl w:ilvl="3" w:tentative="1">
+      <w:start w:val="1"/>
+      <w:numFmt w:val="bullet"/>
+      <w:lvlText w:val=""/>
+      <w:lvlJc w:val="left"/>
+      <w:pPr>
+        <w:tabs>
+          <w:tab w:val="num" w:pos="2880"/>
+        </w:tabs>
+        <w:ind w:left="2880" w:hanging="360"/>
+      </w:pPr>
+      <w:rPr>
+        <w:rFonts w:ascii="Wingdings" w:hAnsi="Wingdings" w:hint="default"/>
+        <w:sz w:val="20"/>
+      </w:rPr>
+    </w:lvl>
+    <w:lvl w:ilvl="4" w:tentative="1">
+      <w:start w:val="1"/>
+      <w:numFmt w:val="bullet"/>
+      <w:lvlText w:val=""/>
+      <w:lvlJc w:val="left"/>
+      <w:pPr>
+        <w:tabs>
+          <w:tab w:val="num" w:pos="3600"/>
+        </w:tabs>
+        <w:ind w:left="3600" w:hanging="360"/>
+      </w:pPr>
+      <w:rPr>
+        <w:rFonts w:ascii="Wingdings" w:hAnsi="Wingdings" w:hint="default"/>
+        <w:sz w:val="20"/>
+      </w:rPr>
+    </w:lvl>
+    <w:lvl w:ilvl="5" w:tentative="1">
+      <w:start w:val="1"/>
+      <w:numFmt w:val="bullet"/>
+      <w:lvlText w:val=""/>
+      <w:lvlJc w:val="left"/>
+      <w:pPr>
+        <w:tabs>
+          <w:tab w:val="num" w:pos="4320"/>
+        </w:tabs>
+        <w:ind w:left="4320" w:hanging="360"/>
+      </w:pPr>
+      <w:rPr>
+        <w:rFonts w:ascii="Wingdings" w:hAnsi="Wingdings" w:hint="default"/>
+        <w:sz w:val="20"/>
+      </w:rPr>
+    </w:lvl>
+    <w:lvl w:ilvl="6" w:tentative="1">
+      <w:start w:val="1"/>
+      <w:numFmt w:val="bullet"/>
+      <w:lvlText w:val=""/>
+      <w:lvlJc w:val="left"/>
+      <w:pPr>
+        <w:tabs>
+          <w:tab w:val="num" w:pos="5040"/>
+        </w:tabs>
+        <w:ind w:left="5040" w:hanging="360"/>
+      </w:pPr>
+      <w:rPr>
+        <w:rFonts w:ascii="Wingdings" w:hAnsi="Wingdings" w:hint="default"/>
+        <w:sz w:val="20"/>
+      </w:rPr>
+    </w:lvl>
+    <w:lvl w:ilvl="7" w:tentative="1">
+      <w:start w:val="1"/>
+      <w:numFmt w:val="bullet"/>
+      <w:lvlText w:val=""/>
+      <w:lvlJc w:val="left"/>
+      <w:pPr>
+        <w:tabs>
+          <w:tab w:val="num" w:pos="5760"/>
+        </w:tabs>
+        <w:ind w:left="5760" w:hanging="360"/>
+      </w:pPr>
+      <w:rPr>
+        <w:rFonts w:ascii="Wingdings" w:hAnsi="Wingdings" w:hint="default"/>
+        <w:sz w:val="20"/>
+      </w:rPr>
+    </w:lvl>
+    <w:lvl w:ilvl="8" w:tentative="1">
+      <w:start w:val="1"/>
+      <w:numFmt w:val="bullet"/>
+      <w:lvlText w:val=""/>
+      <w:lvlJc w:val="left"/>
+      <w:pPr>
+        <w:tabs>
+          <w:tab w:val="num" w:pos="6480"/>
+        </w:tabs>
+        <w:ind w:left="6480" w:hanging="360"/>
+      </w:pPr>
+      <w:rPr>
+        <w:rFonts w:ascii="Wingdings" w:hAnsi="Wingdings" w:hint="default"/>
+        <w:sz w:val="20"/>
+      </w:rPr>
+    </w:lvl>
+  </w:abstractNum>
+  <w:abstractNum w:abstractNumId="6" w15:restartNumberingAfterBreak="0">
+    <w:nsid w:val="6B031B3D"/>
+    <w:multiLevelType w:val="multilevel"/>
+    <w:tmpl w:val="642A1AA6"/>
+    <w:lvl w:ilvl="0">
+      <w:start w:val="1"/>
+      <w:numFmt w:val="bullet"/>
+      <w:lvlText w:val=""/>
+      <w:lvlJc w:val="left"/>
+      <w:pPr>
+        <w:tabs>
+          <w:tab w:val="num" w:pos="720"/>
+        </w:tabs>
+        <w:ind w:left="720" w:hanging="360"/>
+      </w:pPr>
+      <w:rPr>
+        <w:rFonts w:ascii="Symbol" w:hAnsi="Symbol" w:hint="default"/>
+        <w:sz w:val="20"/>
+      </w:rPr>
+    </w:lvl>
+    <w:lvl w:ilvl="1" w:tentative="1">
+      <w:start w:val="1"/>
+      <w:numFmt w:val="bullet"/>
+      <w:lvlText w:val="o"/>
+      <w:lvlJc w:val="left"/>
+      <w:pPr>
+        <w:tabs>
+          <w:tab w:val="num" w:pos="1440"/>
+        </w:tabs>
+        <w:ind w:left="1440" w:hanging="360"/>
+      </w:pPr>
+      <w:rPr>
+        <w:rFonts w:ascii="Courier New" w:hAnsi="Courier New" w:hint="default"/>
+        <w:sz w:val="20"/>
+      </w:rPr>
+    </w:lvl>
+    <w:lvl w:ilvl="2" w:tentative="1">
+      <w:start w:val="1"/>
+      <w:numFmt w:val="bullet"/>
+      <w:lvlText w:val=""/>
+      <w:lvlJc w:val="left"/>
+      <w:pPr>
+        <w:tabs>
+          <w:tab w:val="num" w:pos="2160"/>
+        </w:tabs>
+        <w:ind w:left="2160" w:hanging="360"/>
+      </w:pPr>
+      <w:rPr>
+        <w:rFonts w:ascii="Wingdings" w:hAnsi="Wingdings" w:hint="default"/>
+        <w:sz w:val="20"/>
+      </w:rPr>
+    </w:lvl>
+    <w:lvl w:ilvl="3" w:tentative="1">
+      <w:start w:val="1"/>
+      <w:numFmt w:val="bullet"/>
+      <w:lvlText w:val=""/>
+      <w:lvlJc w:val="left"/>
+      <w:pPr>
+        <w:tabs>
+          <w:tab w:val="num" w:pos="2880"/>
+        </w:tabs>
+        <w:ind w:left="2880" w:hanging="360"/>
+      </w:pPr>
+      <w:rPr>
+        <w:rFonts w:ascii="Wingdings" w:hAnsi="Wingdings" w:hint="default"/>
+        <w:sz w:val="20"/>
+      </w:rPr>
+    </w:lvl>
+    <w:lvl w:ilvl="4" w:tentative="1">
+      <w:start w:val="1"/>
+      <w:numFmt w:val="bullet"/>
+      <w:lvlText w:val=""/>
+      <w:lvlJc w:val="left"/>
+      <w:pPr>
+        <w:tabs>
+          <w:tab w:val="num" w:pos="3600"/>
+        </w:tabs>
+        <w:ind w:left="3600" w:hanging="360"/>
+      </w:pPr>
+      <w:rPr>
+        <w:rFonts w:ascii="Wingdings" w:hAnsi="Wingdings" w:hint="default"/>
+        <w:sz w:val="20"/>
+      </w:rPr>
+    </w:lvl>
+    <w:lvl w:ilvl="5" w:tentative="1">
+      <w:start w:val="1"/>
+      <w:numFmt w:val="bullet"/>
+      <w:lvlText w:val=""/>
+      <w:lvlJc w:val="left"/>
+      <w:pPr>
+        <w:tabs>
+          <w:tab w:val="num" w:pos="4320"/>
+        </w:tabs>
+        <w:ind w:left="4320" w:hanging="360"/>
+      </w:pPr>
+      <w:rPr>
+        <w:rFonts w:ascii="Wingdings" w:hAnsi="Wingdings" w:hint="default"/>
+        <w:sz w:val="20"/>
+      </w:rPr>
+    </w:lvl>
+    <w:lvl w:ilvl="6" w:tentative="1">
+      <w:start w:val="1"/>
+      <w:numFmt w:val="bullet"/>
+      <w:lvlText w:val=""/>
+      <w:lvlJc w:val="left"/>
+      <w:pPr>
+        <w:tabs>
+          <w:tab w:val="num" w:pos="5040"/>
+        </w:tabs>
+        <w:ind w:left="5040" w:hanging="360"/>
+      </w:pPr>
+      <w:rPr>
+        <w:rFonts w:ascii="Wingdings" w:hAnsi="Wingdings" w:hint="default"/>
+        <w:sz w:val="20"/>
+      </w:rPr>
+    </w:lvl>
+    <w:lvl w:ilvl="7" w:tentative="1">
+      <w:start w:val="1"/>
+      <w:numFmt w:val="bullet"/>
+      <w:lvlText w:val=""/>
+      <w:lvlJc w:val="left"/>
+      <w:pPr>
+        <w:tabs>
+          <w:tab w:val="num" w:pos="5760"/>
+        </w:tabs>
+        <w:ind w:left="5760" w:hanging="360"/>
+      </w:pPr>
+      <w:rPr>
+        <w:rFonts w:ascii="Wingdings" w:hAnsi="Wingdings" w:hint="default"/>
+        <w:sz w:val="20"/>
+      </w:rPr>
+    </w:lvl>
+    <w:lvl w:ilvl="8" w:tentative="1">
+      <w:start w:val="1"/>
+      <w:numFmt w:val="bullet"/>
+      <w:lvlText w:val=""/>
+      <w:lvlJc w:val="left"/>
+      <w:pPr>
+        <w:tabs>
+          <w:tab w:val="num" w:pos="6480"/>
+        </w:tabs>
+        <w:ind w:left="6480" w:hanging="360"/>
+      </w:pPr>
+      <w:rPr>
+        <w:rFonts w:ascii="Wingdings" w:hAnsi="Wingdings" w:hint="default"/>
+        <w:sz w:val="20"/>
+      </w:rPr>
+    </w:lvl>
+  </w:abstractNum>
+  <w:abstractNum w:abstractNumId="7" w15:restartNumberingAfterBreak="0">
+    <w:nsid w:val="74CE42B1"/>
+    <w:multiLevelType w:val="multilevel"/>
+    <w:tmpl w:val="76E80F4A"/>
+    <w:lvl w:ilvl="0">
+      <w:start w:val="1"/>
+      <w:numFmt w:val="decimal"/>
+      <w:lvlText w:val="%1."/>
+      <w:lvlJc w:val="left"/>
+      <w:pPr>
+        <w:tabs>
+          <w:tab w:val="num" w:pos="720"/>
+        </w:tabs>
+        <w:ind w:left="720" w:hanging="360"/>
+      </w:pPr>
+    </w:lvl>
+    <w:lvl w:ilvl="1">
+      <w:start w:val="1"/>
+      <w:numFmt w:val="bullet"/>
+      <w:lvlText w:val="o"/>
+      <w:lvlJc w:val="left"/>
+      <w:pPr>
+        <w:tabs>
+          <w:tab w:val="num" w:pos="1440"/>
+        </w:tabs>
+        <w:ind w:left="1440" w:hanging="360"/>
+      </w:pPr>
+      <w:rPr>
+        <w:rFonts w:ascii="Courier New" w:hAnsi="Courier New" w:hint="default"/>
+        <w:sz w:val="20"/>
+      </w:rPr>
+    </w:lvl>
+    <w:lvl w:ilvl="2" w:tentative="1">
+      <w:start w:val="1"/>
+      <w:numFmt w:val="decimal"/>
+      <w:lvlText w:val="%3."/>
+      <w:lvlJc w:val="left"/>
+      <w:pPr>
+        <w:tabs>
+          <w:tab w:val="num" w:pos="2160"/>
+        </w:tabs>
+        <w:ind w:left="2160" w:hanging="360"/>
+      </w:pPr>
+    </w:lvl>
+    <w:lvl w:ilvl="3" w:tentative="1">
+      <w:start w:val="1"/>
+      <w:numFmt w:val="decimal"/>
+      <w:lvlText w:val="%4."/>
+      <w:lvlJc w:val="left"/>
+      <w:pPr>
+        <w:tabs>
+          <w:tab w:val="num" w:pos="2880"/>
+        </w:tabs>
+        <w:ind w:left="2880" w:hanging="360"/>
+      </w:pPr>
+    </w:lvl>
+    <w:lvl w:ilvl="4" w:tentative="1">
+      <w:start w:val="1"/>
+      <w:numFmt w:val="decimal"/>
+      <w:lvlText w:val="%5."/>
+      <w:lvlJc w:val="left"/>
+      <w:pPr>
+        <w:tabs>
+          <w:tab w:val="num" w:pos="3600"/>
+        </w:tabs>
+        <w:ind w:left="3600" w:hanging="360"/>
+      </w:pPr>
+    </w:lvl>
+    <w:lvl w:ilvl="5" w:tentative="1">
+      <w:start w:val="1"/>
+      <w:numFmt w:val="decimal"/>
+      <w:lvlText w:val="%6."/>
+      <w:lvlJc w:val="left"/>
+      <w:pPr>
+        <w:tabs>
+          <w:tab w:val="num" w:pos="4320"/>
+        </w:tabs>
+        <w:ind w:left="4320" w:hanging="360"/>
+      </w:pPr>
+    </w:lvl>
+    <w:lvl w:ilvl="6" w:tentative="1">
+      <w:start w:val="1"/>
+      <w:numFmt w:val="decimal"/>
+      <w:lvlText w:val="%7."/>
+      <w:lvlJc w:val="left"/>
+      <w:pPr>
+        <w:tabs>
+          <w:tab w:val="num" w:pos="5040"/>
+        </w:tabs>
+        <w:ind w:left="5040" w:hanging="360"/>
+      </w:pPr>
+    </w:lvl>
+    <w:lvl w:ilvl="7" w:tentative="1">
+      <w:start w:val="1"/>
+      <w:numFmt w:val="decimal"/>
+      <w:lvlText w:val="%8."/>
+      <w:lvlJc w:val="left"/>
+      <w:pPr>
+        <w:tabs>
+          <w:tab w:val="num" w:pos="5760"/>
+        </w:tabs>
+        <w:ind w:left="5760" w:hanging="360"/>
+      </w:pPr>
+    </w:lvl>
+    <w:lvl w:ilvl="8" w:tentative="1">
+      <w:start w:val="1"/>
+      <w:numFmt w:val="decimal"/>
+      <w:lvlText w:val="%9."/>
+      <w:lvlJc w:val="left"/>
+      <w:pPr>
+        <w:tabs>
+          <w:tab w:val="num" w:pos="6480"/>
+        </w:tabs>
+        <w:ind w:left="6480" w:hanging="360"/>
+      </w:pPr>
+    </w:lvl>
+  </w:abstractNum>
+  <w:abstractNum w:abstractNumId="8" w15:restartNumberingAfterBreak="0">
+    <w:nsid w:val="7CF62CEB"/>
+    <w:multiLevelType w:val="multilevel"/>
+    <w:tmpl w:val="019068DE"/>
+    <w:lvl w:ilvl="0">
+      <w:start w:val="1"/>
+      <w:numFmt w:val="bullet"/>
+      <w:lvlText w:val=""/>
+      <w:lvlJc w:val="left"/>
+      <w:pPr>
+        <w:tabs>
+          <w:tab w:val="num" w:pos="720"/>
+        </w:tabs>
+        <w:ind w:left="720" w:hanging="360"/>
+      </w:pPr>
+      <w:rPr>
+        <w:rFonts w:ascii="Symbol" w:hAnsi="Symbol" w:hint="default"/>
+        <w:sz w:val="20"/>
+      </w:rPr>
+    </w:lvl>
+    <w:lvl w:ilvl="1" w:tentative="1">
+      <w:start w:val="1"/>
+      <w:numFmt w:val="bullet"/>
+      <w:lvlText w:val="o"/>
+      <w:lvlJc w:val="left"/>
+      <w:pPr>
+        <w:tabs>
+          <w:tab w:val="num" w:pos="1440"/>
+        </w:tabs>
+        <w:ind w:left="1440" w:hanging="360"/>
+      </w:pPr>
+      <w:rPr>
+        <w:rFonts w:ascii="Courier New" w:hAnsi="Courier New" w:hint="default"/>
+        <w:sz w:val="20"/>
+      </w:rPr>
+    </w:lvl>
+    <w:lvl w:ilvl="2" w:tentative="1">
+      <w:start w:val="1"/>
+      <w:numFmt w:val="bullet"/>
+      <w:lvlText w:val=""/>
+      <w:lvlJc w:val="left"/>
+      <w:pPr>
+        <w:tabs>
+          <w:tab w:val="num" w:pos="2160"/>
+        </w:tabs>
+        <w:ind w:left="2160" w:hanging="360"/>
+      </w:pPr>
+      <w:rPr>
+        <w:rFonts w:ascii="Wingdings" w:hAnsi="Wingdings" w:hint="default"/>
+        <w:sz w:val="20"/>
+      </w:rPr>
+    </w:lvl>
+    <w:lvl w:ilvl="3" w:tentative="1">
+      <w:start w:val="1"/>
+      <w:numFmt w:val="bullet"/>
+      <w:lvlText w:val=""/>
+      <w:lvlJc w:val="left"/>
+      <w:pPr>
+        <w:tabs>
+          <w:tab w:val="num" w:pos="2880"/>
+        </w:tabs>
+        <w:ind w:left="2880" w:hanging="360"/>
+      </w:pPr>
+      <w:rPr>
+        <w:rFonts w:ascii="Wingdings" w:hAnsi="Wingdings" w:hint="default"/>
+        <w:sz w:val="20"/>
+      </w:rPr>
+    </w:lvl>
+    <w:lvl w:ilvl="4" w:tentative="1">
+      <w:start w:val="1"/>
+      <w:numFmt w:val="bullet"/>
+      <w:lvlText w:val=""/>
+      <w:lvlJc w:val="left"/>
+      <w:pPr>
+        <w:tabs>
+          <w:tab w:val="num" w:pos="3600"/>
+        </w:tabs>
+        <w:ind w:left="3600" w:hanging="360"/>
+      </w:pPr>
+      <w:rPr>
+        <w:rFonts w:ascii="Wingdings" w:hAnsi="Wingdings" w:hint="default"/>
+        <w:sz w:val="20"/>
+      </w:rPr>
+    </w:lvl>
+    <w:lvl w:ilvl="5" w:tentative="1">
+      <w:start w:val="1"/>
+      <w:numFmt w:val="bullet"/>
+      <w:lvlText w:val=""/>
+      <w:lvlJc w:val="left"/>
+      <w:pPr>
+        <w:tabs>
+          <w:tab w:val="num" w:pos="4320"/>
+        </w:tabs>
+        <w:ind w:left="4320" w:hanging="360"/>
+      </w:pPr>
+      <w:rPr>
+        <w:rFonts w:ascii="Wingdings" w:hAnsi="Wingdings" w:hint="default"/>
+        <w:sz w:val="20"/>
+      </w:rPr>
+    </w:lvl>
+    <w:lvl w:ilvl="6" w:tentative="1">
+      <w:start w:val="1"/>
+      <w:numFmt w:val="bullet"/>
+      <w:lvlText w:val=""/>
+      <w:lvlJc w:val="left"/>
+      <w:pPr>
+        <w:tabs>
+          <w:tab w:val="num" w:pos="5040"/>
+        </w:tabs>
+        <w:ind w:left="5040" w:hanging="360"/>
+      </w:pPr>
+      <w:rPr>
+        <w:rFonts w:ascii="Wingdings" w:hAnsi="Wingdings" w:hint="default"/>
+        <w:sz w:val="20"/>
+      </w:rPr>
+    </w:lvl>
+    <w:lvl w:ilvl="7" w:tentative="1">
+      <w:start w:val="1"/>
+      <w:numFmt w:val="bullet"/>
+      <w:lvlText w:val=""/>
+      <w:lvlJc w:val="left"/>
+      <w:pPr>
+        <w:tabs>
+          <w:tab w:val="num" w:pos="5760"/>
+        </w:tabs>
+        <w:ind w:left="5760" w:hanging="360"/>
+      </w:pPr>
+      <w:rPr>
+        <w:rFonts w:ascii="Wingdings" w:hAnsi="Wingdings" w:hint="default"/>
+        <w:sz w:val="20"/>
+      </w:rPr>
+    </w:lvl>
+    <w:lvl w:ilvl="8" w:tentative="1">
+      <w:start w:val="1"/>
+      <w:numFmt w:val="bullet"/>
+      <w:lvlText w:val=""/>
+      <w:lvlJc w:val="left"/>
+      <w:pPr>
+        <w:tabs>
+          <w:tab w:val="num" w:pos="6480"/>
+        </w:tabs>
+        <w:ind w:left="6480" w:hanging="360"/>
+      </w:pPr>
+      <w:rPr>
+        <w:rFonts w:ascii="Wingdings" w:hAnsi="Wingdings" w:hint="default"/>
+        <w:sz w:val="20"/>
+      </w:rPr>
+    </w:lvl>
+  </w:abstractNum>
+  <w:num w:numId="1">
     <w:abstractNumId w:val="1"/>
   </w:num>
-  <w:num w:numId="2" w16cid:durableId="1322852167">
+  <w:num w:numId="2">
     <w:abstractNumId w:val="0"/>
+  </w:num>
+  <w:num w:numId="3">
+    <w:abstractNumId w:val="3"/>
+  </w:num>
+  <w:num w:numId="4">
+    <w:abstractNumId w:val="2"/>
+  </w:num>
+  <w:num w:numId="5">
+    <w:abstractNumId w:val="7"/>
+  </w:num>
+  <w:num w:numId="6">
+    <w:abstractNumId w:val="6"/>
+  </w:num>
+  <w:num w:numId="7">
+    <w:abstractNumId w:val="4"/>
+  </w:num>
+  <w:num w:numId="8">
+    <w:abstractNumId w:val="5"/>
+  </w:num>
+  <w:num w:numId="9">
+    <w:abstractNumId w:val="8"/>
   </w:num>
 </w:numbering>
 </file>
 
 <file path=word/styles.xml><?xml version="1.0" encoding="utf-8"?>
-<w:styles xmlns:mc="http://schemas.openxmlformats.org/markup-compatibility/2006" xmlns:r="http://schemas.openxmlformats.org/officeDocument/2006/relationships" xmlns:w="http://schemas.openxmlformats.org/wordprocessingml/2006/main" xmlns:w14="http://schemas.microsoft.com/office/word/2010/wordml" xmlns:w15="http://schemas.microsoft.com/office/word/2012/wordml" xmlns:w16cex="http://schemas.microsoft.com/office/word/2018/wordml/cex" xmlns:w16cid="http://schemas.microsoft.com/office/word/2016/wordml/cid" xmlns:w16="http://schemas.microsoft.com/office/word/2018/wordml" xmlns:w16du="http://schemas.microsoft.com/office/word/2023/wordml/word16du" xmlns:w16sdtdh="http://schemas.microsoft.com/office/word/2020/wordml/sdtdatahash" xmlns:w16sdtfl="http://schemas.microsoft.com/office/word/2024/wordml/sdtformatlock" xmlns:w16se="http://schemas.microsoft.com/office/word/2015/wordml/symex" mc:Ignorable="w14 w15 w16se w16cid w16 w16cex w16sdtdh w16sdtfl w16du">
+<w:styles xmlns:mc="http://schemas.openxmlformats.org/markup-compatibility/2006" xmlns:r="http://schemas.openxmlformats.org/officeDocument/2006/relationships" xmlns:w="http://schemas.openxmlformats.org/wordprocessingml/2006/main" xmlns:w14="http://schemas.microsoft.com/office/word/2010/wordml" xmlns:w15="http://schemas.microsoft.com/office/word/2012/wordml" xmlns:w16se="http://schemas.microsoft.com/office/word/2015/wordml/symex" mc:Ignorable="w14 w15 w16se">
   <w:docDefaults>
     <w:rPrDefault>
       <w:rPr>
@@ -761,7 +3765,7 @@
       </w:pPr>
     </w:pPrDefault>
   </w:docDefaults>
-  <w:latentStyles w:defLockedState="0" w:defUIPriority="99" w:defSemiHidden="0" w:defUnhideWhenUsed="0" w:defQFormat="0" w:count="376">
+  <w:latentStyles w:defLockedState="0" w:defUIPriority="99" w:defSemiHidden="0" w:defUnhideWhenUsed="0" w:defQFormat="0" w:count="371">
     <w:lsdException w:name="Normal" w:uiPriority="0" w:qFormat="1"/>
     <w:lsdException w:name="heading 1" w:uiPriority="9" w:qFormat="1"/>
     <w:lsdException w:name="heading 2" w:semiHidden="1" w:uiPriority="9" w:unhideWhenUsed="1" w:qFormat="1"/>
@@ -1133,11 +4137,6 @@
     <w:lsdException w:name="List Table 5 Dark Accent 6" w:uiPriority="50"/>
     <w:lsdException w:name="List Table 6 Colorful Accent 6" w:uiPriority="51"/>
     <w:lsdException w:name="List Table 7 Colorful Accent 6" w:uiPriority="52"/>
-    <w:lsdException w:name="Mention" w:semiHidden="1" w:unhideWhenUsed="1"/>
-    <w:lsdException w:name="Smart Hyperlink" w:semiHidden="1" w:unhideWhenUsed="1"/>
-    <w:lsdException w:name="Hashtag" w:semiHidden="1" w:unhideWhenUsed="1"/>
-    <w:lsdException w:name="Unresolved Mention" w:semiHidden="1" w:unhideWhenUsed="1"/>
-    <w:lsdException w:name="Smart Link" w:semiHidden="1" w:unhideWhenUsed="1"/>
   </w:latentStyles>
   <w:style w:type="paragraph" w:default="1" w:styleId="Normal">
     <w:name w:val="Normal"/>
@@ -1345,6 +4344,7 @@
   <w:style w:type="character" w:default="1" w:styleId="VarsaylanParagrafYazTipi">
     <w:name w:val="Default Paragraph Font"/>
     <w:uiPriority w:val="1"/>
+    <w:semiHidden/>
     <w:unhideWhenUsed/>
   </w:style>
   <w:style w:type="table" w:default="1" w:styleId="NormalTablo">
@@ -1657,6 +4657,53 @@
       <w:color w:val="0F4761" w:themeColor="accent1" w:themeShade="BF"/>
       <w:spacing w:val="5"/>
     </w:rPr>
+  </w:style>
+  <w:style w:type="paragraph" w:styleId="NormalWeb">
+    <w:name w:val="Normal (Web)"/>
+    <w:basedOn w:val="Normal"/>
+    <w:uiPriority w:val="99"/>
+    <w:semiHidden/>
+    <w:unhideWhenUsed/>
+    <w:rsid w:val="00910B54"/>
+    <w:pPr>
+      <w:spacing w:before="100" w:beforeAutospacing="1" w:after="100" w:afterAutospacing="1" w:line="240" w:lineRule="auto"/>
+    </w:pPr>
+    <w:rPr>
+      <w:rFonts w:ascii="Times New Roman" w:eastAsia="Times New Roman" w:hAnsi="Times New Roman" w:cs="Times New Roman"/>
+      <w:kern w:val="0"/>
+      <w:lang w:eastAsia="tr-TR"/>
+      <w14:ligatures w14:val="none"/>
+    </w:rPr>
+  </w:style>
+  <w:style w:type="character" w:styleId="Gl">
+    <w:name w:val="Strong"/>
+    <w:basedOn w:val="VarsaylanParagrafYazTipi"/>
+    <w:uiPriority w:val="22"/>
+    <w:qFormat/>
+    <w:rsid w:val="00910B54"/>
+    <w:rPr>
+      <w:b/>
+      <w:bCs/>
+    </w:rPr>
+  </w:style>
+  <w:style w:type="table" w:styleId="TabloKlavuzu">
+    <w:name w:val="Table Grid"/>
+    <w:basedOn w:val="NormalTablo"/>
+    <w:uiPriority w:val="39"/>
+    <w:rsid w:val="00910B54"/>
+    <w:pPr>
+      <w:spacing w:after="0" w:line="240" w:lineRule="auto"/>
+    </w:pPr>
+    <w:tblPr>
+      <w:tblBorders>
+        <w:top w:val="single" w:sz="4" w:space="0" w:color="auto"/>
+        <w:left w:val="single" w:sz="4" w:space="0" w:color="auto"/>
+        <w:bottom w:val="single" w:sz="4" w:space="0" w:color="auto"/>
+        <w:right w:val="single" w:sz="4" w:space="0" w:color="auto"/>
+        <w:insideH w:val="single" w:sz="4" w:space="0" w:color="auto"/>
+        <w:insideV w:val="single" w:sz="4" w:space="0" w:color="auto"/>
+      </w:tblBorders>
+    </w:tblPr>
   </w:style>
 </w:styles>
 </file>
